--- a/nep/docx/53.content.docx
+++ b/nep/docx/53.content.docx
@@ -192,27 +192,14 @@
         <w:rPr>
           <w:lang w:val="ne_NP" w:bidi="ne_NP"/>
         </w:rPr>
-        <w:t>2TH</w:t>
-      </w:r>
-      <w:r>
-        <w:rPr>
-          <w:lang w:val="ne_NP" w:bidi="ne_NP"/>
-        </w:rPr>
-      </w:r>
-    </w:p>
-    <w:p>
-      <w:pPr/>
-      <w:r>
-        <w:rPr>
-          <w:lang w:val="ne_NP" w:bidi="ne_NP"/>
-        </w:rPr>
-      </w:r>
-      <w:r>
-        <w:rPr>
-          <w:i/>
-          <w:lang w:val="ne_NP" w:bidi="ne_NP"/>
-        </w:rPr>
-        <w:t>2 Thessalonians 1:1, 2 Thessalonians 1:2, 2 Thessalonians 1:3, 2 Thessalonians 1:4, 2 Thessalonians 1:5, 2 Thessalonians 1:6, 2 Thessalonians 1:7, 2 Thessalonians 1:8, 2 Thessalonians 1:9, 2 Thessalonians 1:10, 2 Thessalonians 1:11, 2 Thessalonians 1:12, 2 Thessalonians 2:1, 2 Thessalonians 2:2, 2 Thessalonians 2:3, 2 Thessalonians 2:4, 2 Thessalonians 2:5, 2 Thessalonians 2:6, 2 Thessalonians 2:7, 2 Thessalonians 2:8, 2 Thessalonians 2:9, 2 Thessalonians 2:10, 2 Thessalonians 2:11, 2 Thessalonians 2:12, 2 Thessalonians 2:13, 2 Thessalonians 2:14, 2 Thessalonians 2:15, 2 Thessalonians 2:16, 2 Thessalonians 2:17, 2 Thessalonians 3:1, 2 Thessalonians 3:2, 2 Thessalonians 3:3, 2 Thessalonians 3:4, 2 Thessalonians 3:5, 2 Thessalonians 3:6, 2 Thessalonians 3:7, 2 Thessalonians 3:8, 2 Thessalonians 3:9, 2 Thessalonians 3:10, 2 Thessalonians 3:11, 2 Thessalonians 3:12, 2 Thessalonians 3:13, 2 Thessalonians 3:14, 2 Thessalonians 3:15, 2 Thessalonians 3:16, 2 Thessalonians 3:17, 2 Thessalonians 3:18</w:t>
+      </w:r>
+    </w:p>
+    <w:p>
+      <w:pPr/>
+      <w:r>
+        <w:rPr>
+          <w:lang w:val="ne_NP" w:bidi="ne_NP"/>
+        </w:rPr>
       </w:r>
       <w:r>
         <w:rPr>
@@ -323,6 +310,435 @@
       </w:r>
     </w:p>
     <w:p>
+      <w:pPr/>
+      <w:r>
+        <w:rPr>
+          <w:lang w:val="ne_NP" w:bidi="ne_NP"/>
+        </w:rPr>
+      </w:r>
+      <w:r>
+        <w:rPr>
+          <w:vertAlign w:val="superscript"/>
+          <w:lang w:val="ne_NP" w:bidi="ne_NP"/>
+        </w:rPr>
+        <w:t>2</w:t>
+      </w:r>
+      <w:r>
+        <w:rPr>
+          <w:lang w:val="ne_NP" w:bidi="ne_NP"/>
+        </w:rPr>
+        <w:t xml:space="preserve"> परमेश्‍वर पिता र प्रभु येशू ख्रीष्‍टबाट अनुग्रह र शान्ति!</w:t>
+      </w:r>
+      <w:r>
+        <w:rPr>
+          <w:lang w:val="ne_NP" w:bidi="ne_NP"/>
+        </w:rPr>
+      </w:r>
+      <w:r>
+        <w:rPr>
+          <w:lang w:val="ne_NP" w:bidi="ne_NP"/>
+        </w:rPr>
+      </w:r>
+    </w:p>
+    <w:p>
+      <w:pPr/>
+      <w:r>
+        <w:rPr>
+          <w:lang w:val="ne_NP" w:bidi="ne_NP"/>
+        </w:rPr>
+      </w:r>
+    </w:p>
+    <w:p>
+      <w:pPr/>
+      <w:r>
+        <w:rPr>
+          <w:lang w:val="ne_NP" w:bidi="ne_NP"/>
+        </w:rPr>
+      </w:r>
+      <w:r>
+        <w:rPr>
+          <w:vertAlign w:val="superscript"/>
+          <w:lang w:val="ne_NP" w:bidi="ne_NP"/>
+        </w:rPr>
+        <w:t>3</w:t>
+      </w:r>
+      <w:r>
+        <w:rPr>
+          <w:lang w:val="ne_NP" w:bidi="ne_NP"/>
+        </w:rPr>
+        <w:t xml:space="preserve"> हे दाजुभाइ-दिदीबहिनीहरू हो, तिमीहरूको विश्‍वास लगातार बढ्दै गएको र तिमीहरूको एक-आपसको प्रेम बढ्दै गएको कारण तिमीहरूका लागि हामीले परमेश्‍वरलाई सधैँ धन्यवाद दिनैपर्छ।</w:t>
+      </w:r>
+      <w:r>
+        <w:rPr>
+          <w:lang w:val="ne_NP" w:bidi="ne_NP"/>
+        </w:rPr>
+      </w:r>
+      <w:r>
+        <w:rPr>
+          <w:lang w:val="ne_NP" w:bidi="ne_NP"/>
+        </w:rPr>
+      </w:r>
+    </w:p>
+    <w:p>
+      <w:pPr/>
+      <w:r>
+        <w:rPr>
+          <w:lang w:val="ne_NP" w:bidi="ne_NP"/>
+        </w:rPr>
+      </w:r>
+    </w:p>
+    <w:p>
+      <w:pPr/>
+      <w:r>
+        <w:rPr>
+          <w:lang w:val="ne_NP" w:bidi="ne_NP"/>
+        </w:rPr>
+      </w:r>
+      <w:r>
+        <w:rPr>
+          <w:vertAlign w:val="superscript"/>
+          <w:lang w:val="ne_NP" w:bidi="ne_NP"/>
+        </w:rPr>
+        <w:t>4</w:t>
+      </w:r>
+      <w:r>
+        <w:rPr>
+          <w:lang w:val="ne_NP" w:bidi="ne_NP"/>
+        </w:rPr>
+        <w:t xml:space="preserve"> यसकारण तिमीहरूका सबै सतावट र तिमीहरूले सहिरहेका परीक्षाहरूका बीचमा तिमीहरूका धैर्य धारण र विश्‍वासको निम्ति परमेश्‍वरका मण्डलीहरूका माझमा हामी गर्व गर्दछौँ।</w:t>
+      </w:r>
+      <w:r>
+        <w:rPr>
+          <w:lang w:val="ne_NP" w:bidi="ne_NP"/>
+        </w:rPr>
+      </w:r>
+      <w:r>
+        <w:rPr>
+          <w:lang w:val="ne_NP" w:bidi="ne_NP"/>
+        </w:rPr>
+      </w:r>
+    </w:p>
+    <w:p>
+      <w:pPr/>
+      <w:r>
+        <w:rPr>
+          <w:lang w:val="ne_NP" w:bidi="ne_NP"/>
+        </w:rPr>
+      </w:r>
+    </w:p>
+    <w:p>
+      <w:pPr/>
+      <w:r>
+        <w:rPr>
+          <w:lang w:val="ne_NP" w:bidi="ne_NP"/>
+        </w:rPr>
+      </w:r>
+      <w:r>
+        <w:rPr>
+          <w:vertAlign w:val="superscript"/>
+          <w:lang w:val="ne_NP" w:bidi="ne_NP"/>
+        </w:rPr>
+        <w:t>5</w:t>
+      </w:r>
+      <w:r>
+        <w:rPr>
+          <w:lang w:val="ne_NP" w:bidi="ne_NP"/>
+        </w:rPr>
+        <w:t xml:space="preserve"> यो सबै परमेश्‍वरको साँचो न्यायको प्रमाण हो जसको परिणाम स्वरूप तिमीहरू परमेश्‍वरको राज्यको योग्य ठहराइनेछौ, जसको निम्ति तिमीहरूले कष्‍ट भोगिरहेका छौ।</w:t>
+      </w:r>
+      <w:r>
+        <w:rPr>
+          <w:lang w:val="ne_NP" w:bidi="ne_NP"/>
+        </w:rPr>
+      </w:r>
+      <w:r>
+        <w:rPr>
+          <w:lang w:val="ne_NP" w:bidi="ne_NP"/>
+        </w:rPr>
+      </w:r>
+    </w:p>
+    <w:p>
+      <w:pPr/>
+      <w:r>
+        <w:rPr>
+          <w:lang w:val="ne_NP" w:bidi="ne_NP"/>
+        </w:rPr>
+      </w:r>
+    </w:p>
+    <w:p>
+      <w:pPr/>
+      <w:r>
+        <w:rPr>
+          <w:lang w:val="ne_NP" w:bidi="ne_NP"/>
+        </w:rPr>
+      </w:r>
+      <w:r>
+        <w:rPr>
+          <w:vertAlign w:val="superscript"/>
+          <w:lang w:val="ne_NP" w:bidi="ne_NP"/>
+        </w:rPr>
+        <w:t>6</w:t>
+      </w:r>
+      <w:r>
+        <w:rPr>
+          <w:lang w:val="ne_NP" w:bidi="ne_NP"/>
+        </w:rPr>
+        <w:t xml:space="preserve"> परमेश्‍वर न्यायी हुनुहुन्छ। तिमीहरूलाई दुःख दिनेहरूलाई उहाँले दुःख दिनुहुन्छ।</w:t>
+      </w:r>
+      <w:r>
+        <w:rPr>
+          <w:lang w:val="ne_NP" w:bidi="ne_NP"/>
+        </w:rPr>
+      </w:r>
+      <w:r>
+        <w:rPr>
+          <w:lang w:val="ne_NP" w:bidi="ne_NP"/>
+        </w:rPr>
+      </w:r>
+    </w:p>
+    <w:p>
+      <w:pPr/>
+      <w:r>
+        <w:rPr>
+          <w:lang w:val="ne_NP" w:bidi="ne_NP"/>
+        </w:rPr>
+      </w:r>
+    </w:p>
+    <w:p>
+      <w:pPr/>
+      <w:r>
+        <w:rPr>
+          <w:lang w:val="ne_NP" w:bidi="ne_NP"/>
+        </w:rPr>
+      </w:r>
+      <w:r>
+        <w:rPr>
+          <w:vertAlign w:val="superscript"/>
+          <w:lang w:val="ne_NP" w:bidi="ne_NP"/>
+        </w:rPr>
+        <w:t>7</w:t>
+      </w:r>
+      <w:r>
+        <w:rPr>
+          <w:lang w:val="ne_NP" w:bidi="ne_NP"/>
+        </w:rPr>
+        <w:t xml:space="preserve"> अनि तिमी दुःख पाइरहेकाहरूलाई र हामीलाई पनि त्यसबाट छुटकारा दिनुहुनेछ। योचाहिँ तब हुनेछ, जब प्रभु येशू आफ्ना शक्तिशाली स्वर्गदूतहरूसित दन्किरहेको आगोमा स्वर्गबाट प्रकट हुनुहुनेछ।</w:t>
+      </w:r>
+      <w:r>
+        <w:rPr>
+          <w:lang w:val="ne_NP" w:bidi="ne_NP"/>
+        </w:rPr>
+      </w:r>
+      <w:r>
+        <w:rPr>
+          <w:lang w:val="ne_NP" w:bidi="ne_NP"/>
+        </w:rPr>
+      </w:r>
+    </w:p>
+    <w:p>
+      <w:pPr/>
+      <w:r>
+        <w:rPr>
+          <w:lang w:val="ne_NP" w:bidi="ne_NP"/>
+        </w:rPr>
+      </w:r>
+    </w:p>
+    <w:p>
+      <w:pPr/>
+      <w:r>
+        <w:rPr>
+          <w:lang w:val="ne_NP" w:bidi="ne_NP"/>
+        </w:rPr>
+      </w:r>
+      <w:r>
+        <w:rPr>
+          <w:vertAlign w:val="superscript"/>
+          <w:lang w:val="ne_NP" w:bidi="ne_NP"/>
+        </w:rPr>
+        <w:t>8</w:t>
+      </w:r>
+      <w:r>
+        <w:rPr>
+          <w:lang w:val="ne_NP" w:bidi="ne_NP"/>
+        </w:rPr>
+        <w:t xml:space="preserve"> उहाँले परमेश्‍वरलाई नचिन्‍नेहरू र हाम्रा प्रभु येशूको सुसमाचार नमान्‍नेहरूलाई सजाय दिनुहुनेछ।</w:t>
+      </w:r>
+      <w:r>
+        <w:rPr>
+          <w:lang w:val="ne_NP" w:bidi="ne_NP"/>
+        </w:rPr>
+      </w:r>
+      <w:r>
+        <w:rPr>
+          <w:lang w:val="ne_NP" w:bidi="ne_NP"/>
+        </w:rPr>
+      </w:r>
+    </w:p>
+    <w:p>
+      <w:pPr/>
+      <w:r>
+        <w:rPr>
+          <w:lang w:val="ne_NP" w:bidi="ne_NP"/>
+        </w:rPr>
+      </w:r>
+    </w:p>
+    <w:p>
+      <w:pPr/>
+      <w:r>
+        <w:rPr>
+          <w:lang w:val="ne_NP" w:bidi="ne_NP"/>
+        </w:rPr>
+      </w:r>
+      <w:r>
+        <w:rPr>
+          <w:vertAlign w:val="superscript"/>
+          <w:lang w:val="ne_NP" w:bidi="ne_NP"/>
+        </w:rPr>
+        <w:t>9</w:t>
+      </w:r>
+      <w:r>
+        <w:rPr>
+          <w:lang w:val="ne_NP" w:bidi="ne_NP"/>
+        </w:rPr>
+        <w:t xml:space="preserve"> तिनीहरूले अनन्तको विनाश सजाय पाउनेछन्; अनि तिनीहरू प्रभुको उपस्थिति र उहाँको शक्तिको महिमाबाट अलग गरिनेछन्।</w:t>
+      </w:r>
+      <w:r>
+        <w:rPr>
+          <w:lang w:val="ne_NP" w:bidi="ne_NP"/>
+        </w:rPr>
+      </w:r>
+      <w:r>
+        <w:rPr>
+          <w:lang w:val="ne_NP" w:bidi="ne_NP"/>
+        </w:rPr>
+      </w:r>
+    </w:p>
+    <w:p>
+      <w:pPr/>
+      <w:r>
+        <w:rPr>
+          <w:lang w:val="ne_NP" w:bidi="ne_NP"/>
+        </w:rPr>
+      </w:r>
+    </w:p>
+    <w:p>
+      <w:pPr/>
+      <w:r>
+        <w:rPr>
+          <w:lang w:val="ne_NP" w:bidi="ne_NP"/>
+        </w:rPr>
+      </w:r>
+      <w:r>
+        <w:rPr>
+          <w:vertAlign w:val="superscript"/>
+          <w:lang w:val="ne_NP" w:bidi="ne_NP"/>
+        </w:rPr>
+        <w:t>10</w:t>
+      </w:r>
+      <w:r>
+        <w:rPr>
+          <w:lang w:val="ne_NP" w:bidi="ne_NP"/>
+        </w:rPr>
+        <w:t xml:space="preserve"> यो त्यस दिन हुनेछ, जब उहाँ आफ्ना पवित्र जनहरूका बीचमा महिमित हुन र उहाँमाथि विश्‍वास गरेका सबैलाई चकित पार्न आउनुहुनेछ। यसमा तिमीहरू पनि सामेल छौ; किनकि तिमीहरूले हाम्रा गवाहीलाई विश्‍वास गर्‍यो।</w:t>
+      </w:r>
+      <w:r>
+        <w:rPr>
+          <w:lang w:val="ne_NP" w:bidi="ne_NP"/>
+        </w:rPr>
+      </w:r>
+      <w:r>
+        <w:rPr>
+          <w:lang w:val="ne_NP" w:bidi="ne_NP"/>
+        </w:rPr>
+      </w:r>
+    </w:p>
+    <w:p>
+      <w:pPr/>
+      <w:r>
+        <w:rPr>
+          <w:lang w:val="ne_NP" w:bidi="ne_NP"/>
+        </w:rPr>
+      </w:r>
+    </w:p>
+    <w:p>
+      <w:pPr/>
+      <w:r>
+        <w:rPr>
+          <w:lang w:val="ne_NP" w:bidi="ne_NP"/>
+        </w:rPr>
+      </w:r>
+      <w:r>
+        <w:rPr>
+          <w:vertAlign w:val="superscript"/>
+          <w:lang w:val="ne_NP" w:bidi="ne_NP"/>
+        </w:rPr>
+        <w:t>11</w:t>
+      </w:r>
+      <w:r>
+        <w:rPr>
+          <w:lang w:val="ne_NP" w:bidi="ne_NP"/>
+        </w:rPr>
+        <w:t xml:space="preserve"> यसलाई मनमा राखेर हामी निरन्तर तिमीहरूको लागि प्रार्थना गर्दर्छौँ, कि हाम्रा परमेश्‍वरले तिमीहरूलाई उहाँको बोलावटको योग्य बनाऊन्; अनि आफ्नो शक्तिद्वारा तिमीहरूका असल कामको हरेक चाहनालाई र विश्‍वासद्वारा गरिएका हरेक कामलाई पूरा गरून्।</w:t>
+      </w:r>
+      <w:r>
+        <w:rPr>
+          <w:lang w:val="ne_NP" w:bidi="ne_NP"/>
+        </w:rPr>
+      </w:r>
+      <w:r>
+        <w:rPr>
+          <w:lang w:val="ne_NP" w:bidi="ne_NP"/>
+        </w:rPr>
+      </w:r>
+    </w:p>
+    <w:p>
+      <w:pPr/>
+      <w:r>
+        <w:rPr>
+          <w:lang w:val="ne_NP" w:bidi="ne_NP"/>
+        </w:rPr>
+      </w:r>
+    </w:p>
+    <w:p>
+      <w:pPr/>
+      <w:r>
+        <w:rPr>
+          <w:lang w:val="ne_NP" w:bidi="ne_NP"/>
+        </w:rPr>
+      </w:r>
+      <w:r>
+        <w:rPr>
+          <w:vertAlign w:val="superscript"/>
+          <w:lang w:val="ne_NP" w:bidi="ne_NP"/>
+        </w:rPr>
+        <w:t>12</w:t>
+      </w:r>
+      <w:r>
+        <w:rPr>
+          <w:lang w:val="ne_NP" w:bidi="ne_NP"/>
+        </w:rPr>
+        <w:t xml:space="preserve"> हामी प्रार्थना गर्दर्छौँ, ताकि हाम्रा परमेश्‍वर र प्रभु येशू ख्रीष्‍टको अनुग्रहअनुसार तिमीहरूमा हाम्रा प्रभु येशूको नाम महिमित होस्, र उहाँमा तिमीहरूको महिमा होस्।</w:t>
+      </w:r>
+      <w:r>
+        <w:rPr>
+          <w:lang w:val="ne_NP" w:bidi="ne_NP"/>
+        </w:rPr>
+      </w:r>
+      <w:r>
+        <w:rPr>
+          <w:lang w:val="ne_NP" w:bidi="ne_NP"/>
+        </w:rPr>
+      </w:r>
+    </w:p>
+    <w:p>
+      <w:pPr/>
+      <w:r>
+        <w:rPr>
+          <w:lang w:val="ne_NP" w:bidi="ne_NP"/>
+        </w:rPr>
+      </w:r>
+    </w:p>
+    <w:p>
       <w:pPr>
         <w:pStyle w:val="Heading2"/>
       </w:pPr>
@@ -330,7 +746,7 @@
         <w:rPr>
           <w:lang w:val="ne_NP" w:bidi="ne_NP"/>
         </w:rPr>
-        <w:t>2 Thessalonians 1:2</w:t>
+        <w:t>2 Thessalonians 2:1</w:t>
       </w:r>
       <w:r>
         <w:rPr>
@@ -350,13 +766,637 @@
           <w:vertAlign w:val="superscript"/>
           <w:lang w:val="ne_NP" w:bidi="ne_NP"/>
         </w:rPr>
+        <w:t>1</w:t>
+      </w:r>
+      <w:r>
+        <w:rPr>
+          <w:lang w:val="ne_NP" w:bidi="ne_NP"/>
+        </w:rPr>
+        <w:t xml:space="preserve"> हे दाजुभाइ-दिदीबहिनीहरू हो, हाम्रा प्रभु येशू ख्रीष्‍टको आगमन र हामी उहाँसँग भेला हुने विषयमा तिमीहरूलाई बिन्ती गर्दछौँ।</w:t>
+      </w:r>
+      <w:r>
+        <w:rPr>
+          <w:lang w:val="ne_NP" w:bidi="ne_NP"/>
+        </w:rPr>
+      </w:r>
+      <w:r>
+        <w:rPr>
+          <w:lang w:val="ne_NP" w:bidi="ne_NP"/>
+        </w:rPr>
+      </w:r>
+    </w:p>
+    <w:p>
+      <w:pPr/>
+      <w:r>
+        <w:rPr>
+          <w:lang w:val="ne_NP" w:bidi="ne_NP"/>
+        </w:rPr>
+      </w:r>
+    </w:p>
+    <w:p>
+      <w:pPr/>
+      <w:r>
+        <w:rPr>
+          <w:lang w:val="ne_NP" w:bidi="ne_NP"/>
+        </w:rPr>
+      </w:r>
+      <w:r>
+        <w:rPr>
+          <w:vertAlign w:val="superscript"/>
+          <w:lang w:val="ne_NP" w:bidi="ne_NP"/>
+        </w:rPr>
         <w:t>2</w:t>
       </w:r>
       <w:r>
         <w:rPr>
           <w:lang w:val="ne_NP" w:bidi="ne_NP"/>
         </w:rPr>
-        <w:t xml:space="preserve"> परमेश्‍वर पिता र प्रभु येशू ख्रीष्‍टबाट अनुग्रह र शान्ति!</w:t>
+        <w:t xml:space="preserve"> प्रभुको दिन आइसकेको छ भन्‍नेहरूद्वारा सजिलैसित अस्थिर वा विचलित नहोओ। तिनीहरूले अगमवाणी, आत्माद्वारा प्रकाश पाएको, अथवा हामीबाटै आएको पत्र भनी दाबी गरे तापनि तिनीहरूलाई विश्‍वास नगर।</w:t>
+      </w:r>
+      <w:r>
+        <w:rPr>
+          <w:lang w:val="ne_NP" w:bidi="ne_NP"/>
+        </w:rPr>
+      </w:r>
+      <w:r>
+        <w:rPr>
+          <w:lang w:val="ne_NP" w:bidi="ne_NP"/>
+        </w:rPr>
+      </w:r>
+    </w:p>
+    <w:p>
+      <w:pPr/>
+      <w:r>
+        <w:rPr>
+          <w:lang w:val="ne_NP" w:bidi="ne_NP"/>
+        </w:rPr>
+      </w:r>
+    </w:p>
+    <w:p>
+      <w:pPr/>
+      <w:r>
+        <w:rPr>
+          <w:lang w:val="ne_NP" w:bidi="ne_NP"/>
+        </w:rPr>
+      </w:r>
+      <w:r>
+        <w:rPr>
+          <w:vertAlign w:val="superscript"/>
+          <w:lang w:val="ne_NP" w:bidi="ne_NP"/>
+        </w:rPr>
+        <w:t>3</w:t>
+      </w:r>
+      <w:r>
+        <w:rPr>
+          <w:lang w:val="ne_NP" w:bidi="ne_NP"/>
+        </w:rPr>
+        <w:t xml:space="preserve"> तिमीहरूलाई कसैले कुनै किसिमले धोकामा नपारोस्। विश्‍वास परित्याग नभएसम्म पापको मानिस, जो विनाशको पुत्र हो, त्यो प्रकट नभएसम्म त्यो दिन आउनेछैन।</w:t>
+      </w:r>
+      <w:r>
+        <w:rPr>
+          <w:lang w:val="ne_NP" w:bidi="ne_NP"/>
+        </w:rPr>
+      </w:r>
+      <w:r>
+        <w:rPr>
+          <w:lang w:val="ne_NP" w:bidi="ne_NP"/>
+        </w:rPr>
+      </w:r>
+    </w:p>
+    <w:p>
+      <w:pPr/>
+      <w:r>
+        <w:rPr>
+          <w:lang w:val="ne_NP" w:bidi="ne_NP"/>
+        </w:rPr>
+      </w:r>
+    </w:p>
+    <w:p>
+      <w:pPr/>
+      <w:r>
+        <w:rPr>
+          <w:lang w:val="ne_NP" w:bidi="ne_NP"/>
+        </w:rPr>
+      </w:r>
+      <w:r>
+        <w:rPr>
+          <w:vertAlign w:val="superscript"/>
+          <w:lang w:val="ne_NP" w:bidi="ne_NP"/>
+        </w:rPr>
+        <w:t>4</w:t>
+      </w:r>
+      <w:r>
+        <w:rPr>
+          <w:lang w:val="ne_NP" w:bidi="ne_NP"/>
+        </w:rPr>
+        <w:t xml:space="preserve"> त्यसले ईश्‍वर कहलिएको वा पूजा गरिने हरेक वस्तुभन्दा आफैँलाई उच्‍च पार्नेछ र विरोध गर्नेछ; अनि परमेश्‍वर हुँ भनी घोषणा गर्दै त्यो आफैँलाई परमेश्‍वरको मन्दिरमा स्थापना गर्नेछ।</w:t>
+      </w:r>
+      <w:r>
+        <w:rPr>
+          <w:lang w:val="ne_NP" w:bidi="ne_NP"/>
+        </w:rPr>
+      </w:r>
+      <w:r>
+        <w:rPr>
+          <w:lang w:val="ne_NP" w:bidi="ne_NP"/>
+        </w:rPr>
+      </w:r>
+    </w:p>
+    <w:p>
+      <w:pPr/>
+      <w:r>
+        <w:rPr>
+          <w:lang w:val="ne_NP" w:bidi="ne_NP"/>
+        </w:rPr>
+      </w:r>
+    </w:p>
+    <w:p>
+      <w:pPr/>
+      <w:r>
+        <w:rPr>
+          <w:lang w:val="ne_NP" w:bidi="ne_NP"/>
+        </w:rPr>
+      </w:r>
+      <w:r>
+        <w:rPr>
+          <w:vertAlign w:val="superscript"/>
+          <w:lang w:val="ne_NP" w:bidi="ne_NP"/>
+        </w:rPr>
+        <w:t>5</w:t>
+      </w:r>
+      <w:r>
+        <w:rPr>
+          <w:lang w:val="ne_NP" w:bidi="ne_NP"/>
+        </w:rPr>
+        <w:t xml:space="preserve"> म तिमीहरूसित रहँदा यी कुराहरू मैले तिमीहरूलाई बताएको थिएँ, के तिमीहरूलाई सम्झना छैन र?</w:t>
+      </w:r>
+      <w:r>
+        <w:rPr>
+          <w:lang w:val="ne_NP" w:bidi="ne_NP"/>
+        </w:rPr>
+      </w:r>
+      <w:r>
+        <w:rPr>
+          <w:lang w:val="ne_NP" w:bidi="ne_NP"/>
+        </w:rPr>
+      </w:r>
+    </w:p>
+    <w:p>
+      <w:pPr/>
+      <w:r>
+        <w:rPr>
+          <w:lang w:val="ne_NP" w:bidi="ne_NP"/>
+        </w:rPr>
+      </w:r>
+    </w:p>
+    <w:p>
+      <w:pPr/>
+      <w:r>
+        <w:rPr>
+          <w:lang w:val="ne_NP" w:bidi="ne_NP"/>
+        </w:rPr>
+      </w:r>
+      <w:r>
+        <w:rPr>
+          <w:vertAlign w:val="superscript"/>
+          <w:lang w:val="ne_NP" w:bidi="ne_NP"/>
+        </w:rPr>
+        <w:t>6</w:t>
+      </w:r>
+      <w:r>
+        <w:rPr>
+          <w:lang w:val="ne_NP" w:bidi="ne_NP"/>
+        </w:rPr>
+        <w:t xml:space="preserve"> अनि अहिले त्यसलाई कसले रोकिराखेको छ, त्यो तिमीहरू जान्दछौ; ताकि त्यो ठिक समयमा प्रकट होस्।</w:t>
+      </w:r>
+      <w:r>
+        <w:rPr>
+          <w:lang w:val="ne_NP" w:bidi="ne_NP"/>
+        </w:rPr>
+      </w:r>
+      <w:r>
+        <w:rPr>
+          <w:lang w:val="ne_NP" w:bidi="ne_NP"/>
+        </w:rPr>
+      </w:r>
+    </w:p>
+    <w:p>
+      <w:pPr/>
+      <w:r>
+        <w:rPr>
+          <w:lang w:val="ne_NP" w:bidi="ne_NP"/>
+        </w:rPr>
+      </w:r>
+    </w:p>
+    <w:p>
+      <w:pPr/>
+      <w:r>
+        <w:rPr>
+          <w:lang w:val="ne_NP" w:bidi="ne_NP"/>
+        </w:rPr>
+      </w:r>
+      <w:r>
+        <w:rPr>
+          <w:vertAlign w:val="superscript"/>
+          <w:lang w:val="ne_NP" w:bidi="ne_NP"/>
+        </w:rPr>
+        <w:t>7</w:t>
+      </w:r>
+      <w:r>
+        <w:rPr>
+          <w:lang w:val="ne_NP" w:bidi="ne_NP"/>
+        </w:rPr>
+        <w:t xml:space="preserve"> किनकि अधर्मको शक्ति गुप्‍त रूपले अगिबाटै सक्रिय छ; तर अहिले त्यसलाई रोकिराख्नु हुनेले आफ्नो बाटोबाट त्यसलाई नहटाउन्जेल रोकिराख्नुहुनेछ।</w:t>
+      </w:r>
+      <w:r>
+        <w:rPr>
+          <w:lang w:val="ne_NP" w:bidi="ne_NP"/>
+        </w:rPr>
+      </w:r>
+      <w:r>
+        <w:rPr>
+          <w:lang w:val="ne_NP" w:bidi="ne_NP"/>
+        </w:rPr>
+      </w:r>
+    </w:p>
+    <w:p>
+      <w:pPr/>
+      <w:r>
+        <w:rPr>
+          <w:lang w:val="ne_NP" w:bidi="ne_NP"/>
+        </w:rPr>
+      </w:r>
+    </w:p>
+    <w:p>
+      <w:pPr/>
+      <w:r>
+        <w:rPr>
+          <w:lang w:val="ne_NP" w:bidi="ne_NP"/>
+        </w:rPr>
+      </w:r>
+      <w:r>
+        <w:rPr>
+          <w:vertAlign w:val="superscript"/>
+          <w:lang w:val="ne_NP" w:bidi="ne_NP"/>
+        </w:rPr>
+        <w:t>8</w:t>
+      </w:r>
+      <w:r>
+        <w:rPr>
+          <w:lang w:val="ne_NP" w:bidi="ne_NP"/>
+        </w:rPr>
+        <w:t xml:space="preserve"> अनि तब त्यो अधर्मीको प्रकट हुनेछ, जसलाई प्रभु येशूले उहाँको मुखको सासले हटाउनुहुनेछ र आफ्नो दोस्रो आगमनको प्रतापले नष्‍ट पार्नुहुनेछ।</w:t>
+      </w:r>
+      <w:r>
+        <w:rPr>
+          <w:lang w:val="ne_NP" w:bidi="ne_NP"/>
+        </w:rPr>
+      </w:r>
+      <w:r>
+        <w:rPr>
+          <w:lang w:val="ne_NP" w:bidi="ne_NP"/>
+        </w:rPr>
+      </w:r>
+    </w:p>
+    <w:p>
+      <w:pPr/>
+      <w:r>
+        <w:rPr>
+          <w:lang w:val="ne_NP" w:bidi="ne_NP"/>
+        </w:rPr>
+      </w:r>
+    </w:p>
+    <w:p>
+      <w:pPr/>
+      <w:r>
+        <w:rPr>
+          <w:lang w:val="ne_NP" w:bidi="ne_NP"/>
+        </w:rPr>
+      </w:r>
+      <w:r>
+        <w:rPr>
+          <w:vertAlign w:val="superscript"/>
+          <w:lang w:val="ne_NP" w:bidi="ne_NP"/>
+        </w:rPr>
+        <w:t>9</w:t>
+      </w:r>
+      <w:r>
+        <w:rPr>
+          <w:lang w:val="ne_NP" w:bidi="ne_NP"/>
+        </w:rPr>
+        <w:t xml:space="preserve"> त्यस अधर्मीको आगमन शैतानका कार्यहरूअनुसार हुनेछ। त्यो सबै प्रकारका झूटा अलौकिक चिन्हहरू र शक्तिशाली कामहरूसहित आउनेछ।</w:t>
+      </w:r>
+      <w:r>
+        <w:rPr>
+          <w:lang w:val="ne_NP" w:bidi="ne_NP"/>
+        </w:rPr>
+      </w:r>
+      <w:r>
+        <w:rPr>
+          <w:lang w:val="ne_NP" w:bidi="ne_NP"/>
+        </w:rPr>
+      </w:r>
+    </w:p>
+    <w:p>
+      <w:pPr/>
+      <w:r>
+        <w:rPr>
+          <w:lang w:val="ne_NP" w:bidi="ne_NP"/>
+        </w:rPr>
+      </w:r>
+    </w:p>
+    <w:p>
+      <w:pPr/>
+      <w:r>
+        <w:rPr>
+          <w:lang w:val="ne_NP" w:bidi="ne_NP"/>
+        </w:rPr>
+      </w:r>
+      <w:r>
+        <w:rPr>
+          <w:vertAlign w:val="superscript"/>
+          <w:lang w:val="ne_NP" w:bidi="ne_NP"/>
+        </w:rPr>
+        <w:t>10</w:t>
+      </w:r>
+      <w:r>
+        <w:rPr>
+          <w:lang w:val="ne_NP" w:bidi="ne_NP"/>
+        </w:rPr>
+        <w:t xml:space="preserve"> अनि नष्‍ट हुनेहरूलाई भ्रममा पार्न हरेक किसिमको दुष्‍टतासहित आउनेछ। तिनीहरू नष्‍ट हुन्छन्; किनकि तिनीहरूले सत्यलाई प्रेम गर्न र बचाइन इन्कार गरेका छन्।</w:t>
+      </w:r>
+      <w:r>
+        <w:rPr>
+          <w:lang w:val="ne_NP" w:bidi="ne_NP"/>
+        </w:rPr>
+      </w:r>
+      <w:r>
+        <w:rPr>
+          <w:lang w:val="ne_NP" w:bidi="ne_NP"/>
+        </w:rPr>
+      </w:r>
+    </w:p>
+    <w:p>
+      <w:pPr/>
+      <w:r>
+        <w:rPr>
+          <w:lang w:val="ne_NP" w:bidi="ne_NP"/>
+        </w:rPr>
+      </w:r>
+    </w:p>
+    <w:p>
+      <w:pPr/>
+      <w:r>
+        <w:rPr>
+          <w:lang w:val="ne_NP" w:bidi="ne_NP"/>
+        </w:rPr>
+      </w:r>
+      <w:r>
+        <w:rPr>
+          <w:vertAlign w:val="superscript"/>
+          <w:lang w:val="ne_NP" w:bidi="ne_NP"/>
+        </w:rPr>
+        <w:t>11</w:t>
+      </w:r>
+      <w:r>
+        <w:rPr>
+          <w:lang w:val="ne_NP" w:bidi="ne_NP"/>
+        </w:rPr>
+        <w:t xml:space="preserve"> यसकारण त्यस झूटमा तिनीहरूले विश्‍वास गरून् भनेर परमेश्‍वरले तिनीहरूमा शक्तिशाली भ्रम पठाउनुहुनेछ</w:t>
+      </w:r>
+      <w:r>
+        <w:rPr>
+          <w:lang w:val="ne_NP" w:bidi="ne_NP"/>
+        </w:rPr>
+      </w:r>
+      <w:r>
+        <w:rPr>
+          <w:lang w:val="ne_NP" w:bidi="ne_NP"/>
+        </w:rPr>
+      </w:r>
+    </w:p>
+    <w:p>
+      <w:pPr/>
+      <w:r>
+        <w:rPr>
+          <w:lang w:val="ne_NP" w:bidi="ne_NP"/>
+        </w:rPr>
+      </w:r>
+    </w:p>
+    <w:p>
+      <w:pPr/>
+      <w:r>
+        <w:rPr>
+          <w:lang w:val="ne_NP" w:bidi="ne_NP"/>
+        </w:rPr>
+      </w:r>
+      <w:r>
+        <w:rPr>
+          <w:vertAlign w:val="superscript"/>
+          <w:lang w:val="ne_NP" w:bidi="ne_NP"/>
+        </w:rPr>
+        <w:t>12</w:t>
+      </w:r>
+      <w:r>
+        <w:rPr>
+          <w:lang w:val="ne_NP" w:bidi="ne_NP"/>
+        </w:rPr>
+        <w:t xml:space="preserve"> र सत्यतामा विश्‍वास नगर्ने, तर दुष्‍टतामा आनन्दित हुनेहरू सबै दोषी ठहराइनेछन्।</w:t>
+      </w:r>
+      <w:r>
+        <w:rPr>
+          <w:lang w:val="ne_NP" w:bidi="ne_NP"/>
+        </w:rPr>
+      </w:r>
+      <w:r>
+        <w:rPr>
+          <w:lang w:val="ne_NP" w:bidi="ne_NP"/>
+        </w:rPr>
+      </w:r>
+    </w:p>
+    <w:p>
+      <w:pPr/>
+      <w:r>
+        <w:rPr>
+          <w:lang w:val="ne_NP" w:bidi="ne_NP"/>
+        </w:rPr>
+      </w:r>
+    </w:p>
+    <w:p>
+      <w:pPr/>
+      <w:r>
+        <w:rPr>
+          <w:lang w:val="ne_NP" w:bidi="ne_NP"/>
+        </w:rPr>
+      </w:r>
+      <w:r>
+        <w:rPr>
+          <w:vertAlign w:val="superscript"/>
+          <w:lang w:val="ne_NP" w:bidi="ne_NP"/>
+        </w:rPr>
+        <w:t>13</w:t>
+      </w:r>
+      <w:r>
+        <w:rPr>
+          <w:lang w:val="ne_NP" w:bidi="ne_NP"/>
+        </w:rPr>
+        <w:t xml:space="preserve"> तर प्रभुद्वारा प्रेम गरिएका हे दाजुभाइ-दिदीबहिनीहरू हो, तिमीहरूका लागि हामीले परमेश्‍वरलाई सधैँ धन्यवाद चढाउनैपर्छ; किनकि परमेश्‍वरले तिमीहरूलाई पवित्र आत्माको शुद्धीकरणद्वारा र सत्यतामाथिको विश्‍वासद्वारा सुरुदेखि नै मुक्तिको लागि पहिलो फलको रूपमा चुन्‍नुभयो।</w:t>
+      </w:r>
+      <w:r>
+        <w:rPr>
+          <w:lang w:val="ne_NP" w:bidi="ne_NP"/>
+        </w:rPr>
+      </w:r>
+      <w:r>
+        <w:rPr>
+          <w:lang w:val="ne_NP" w:bidi="ne_NP"/>
+        </w:rPr>
+      </w:r>
+    </w:p>
+    <w:p>
+      <w:pPr/>
+      <w:r>
+        <w:rPr>
+          <w:lang w:val="ne_NP" w:bidi="ne_NP"/>
+        </w:rPr>
+      </w:r>
+    </w:p>
+    <w:p>
+      <w:pPr/>
+      <w:r>
+        <w:rPr>
+          <w:lang w:val="ne_NP" w:bidi="ne_NP"/>
+        </w:rPr>
+      </w:r>
+      <w:r>
+        <w:rPr>
+          <w:vertAlign w:val="superscript"/>
+          <w:lang w:val="ne_NP" w:bidi="ne_NP"/>
+        </w:rPr>
+        <w:t>14</w:t>
+      </w:r>
+      <w:r>
+        <w:rPr>
+          <w:lang w:val="ne_NP" w:bidi="ne_NP"/>
+        </w:rPr>
+        <w:t xml:space="preserve"> उहाँले तिमीहरूलाई हामीले प्रचार गरेको सुसमाचारद्वारा यसैको निम्ति बोलाउनुभयो, ताकि तिमीहरू पनि हाम्रा प्रभु येशू ख्रीष्‍टको महिमामा सहभागी हुन सक।</w:t>
+      </w:r>
+      <w:r>
+        <w:rPr>
+          <w:lang w:val="ne_NP" w:bidi="ne_NP"/>
+        </w:rPr>
+      </w:r>
+      <w:r>
+        <w:rPr>
+          <w:lang w:val="ne_NP" w:bidi="ne_NP"/>
+        </w:rPr>
+      </w:r>
+    </w:p>
+    <w:p>
+      <w:pPr/>
+      <w:r>
+        <w:rPr>
+          <w:lang w:val="ne_NP" w:bidi="ne_NP"/>
+        </w:rPr>
+      </w:r>
+    </w:p>
+    <w:p>
+      <w:pPr/>
+      <w:r>
+        <w:rPr>
+          <w:lang w:val="ne_NP" w:bidi="ne_NP"/>
+        </w:rPr>
+      </w:r>
+      <w:r>
+        <w:rPr>
+          <w:vertAlign w:val="superscript"/>
+          <w:lang w:val="ne_NP" w:bidi="ne_NP"/>
+        </w:rPr>
+        <w:t>15</w:t>
+      </w:r>
+      <w:r>
+        <w:rPr>
+          <w:lang w:val="ne_NP" w:bidi="ne_NP"/>
+        </w:rPr>
+        <w:t xml:space="preserve"> यसकारण दाजुभाइ-दिदीबहिनीहरू हो, हामीले तिमीहरूलाई मुखका वचनद्वारा अथवा पत्रद्वारा दिइएका शिक्षाहरूमा अटल रहनू र यसलाई थामिराख्नू।</w:t>
+      </w:r>
+      <w:r>
+        <w:rPr>
+          <w:lang w:val="ne_NP" w:bidi="ne_NP"/>
+        </w:rPr>
+      </w:r>
+      <w:r>
+        <w:rPr>
+          <w:lang w:val="ne_NP" w:bidi="ne_NP"/>
+        </w:rPr>
+      </w:r>
+    </w:p>
+    <w:p>
+      <w:pPr/>
+      <w:r>
+        <w:rPr>
+          <w:lang w:val="ne_NP" w:bidi="ne_NP"/>
+        </w:rPr>
+      </w:r>
+    </w:p>
+    <w:p>
+      <w:pPr/>
+      <w:r>
+        <w:rPr>
+          <w:lang w:val="ne_NP" w:bidi="ne_NP"/>
+        </w:rPr>
+      </w:r>
+      <w:r>
+        <w:rPr>
+          <w:vertAlign w:val="superscript"/>
+          <w:lang w:val="ne_NP" w:bidi="ne_NP"/>
+        </w:rPr>
+        <w:t>16</w:t>
+      </w:r>
+      <w:r>
+        <w:rPr>
+          <w:lang w:val="ne_NP" w:bidi="ne_NP"/>
+        </w:rPr>
+        <w:t xml:space="preserve"> हाम्रा प्रभु येशू ख्रीष्‍ट आफैँले, र हाम्रा परमेश्‍वर पिता, जसले हामीलाई प्रेम गर्नुभयो; अनि हामीलाई अनन्तको उत्साह र असल आशा उहाँको अनुग्रहद्वारा दिनुभयो;</w:t>
+      </w:r>
+      <w:r>
+        <w:rPr>
+          <w:lang w:val="ne_NP" w:bidi="ne_NP"/>
+        </w:rPr>
+      </w:r>
+      <w:r>
+        <w:rPr>
+          <w:lang w:val="ne_NP" w:bidi="ne_NP"/>
+        </w:rPr>
+      </w:r>
+    </w:p>
+    <w:p>
+      <w:pPr/>
+      <w:r>
+        <w:rPr>
+          <w:lang w:val="ne_NP" w:bidi="ne_NP"/>
+        </w:rPr>
+      </w:r>
+    </w:p>
+    <w:p>
+      <w:pPr/>
+      <w:r>
+        <w:rPr>
+          <w:lang w:val="ne_NP" w:bidi="ne_NP"/>
+        </w:rPr>
+      </w:r>
+      <w:r>
+        <w:rPr>
+          <w:vertAlign w:val="superscript"/>
+          <w:lang w:val="ne_NP" w:bidi="ne_NP"/>
+        </w:rPr>
+        <w:t>17</w:t>
+      </w:r>
+      <w:r>
+        <w:rPr>
+          <w:lang w:val="ne_NP" w:bidi="ne_NP"/>
+        </w:rPr>
+        <w:t xml:space="preserve"> उहाँले नै तिमीहरूका हृदयलाई उत्साहित र तिमीहरूलाई हरेक असल काम र वचनमा बलियो पारून्।</w:t>
       </w:r>
       <w:r>
         <w:rPr>
@@ -385,7 +1425,7 @@
         <w:rPr>
           <w:lang w:val="ne_NP" w:bidi="ne_NP"/>
         </w:rPr>
-        <w:t>2 Thessalonians 1:3</w:t>
+        <w:t>2 Thessalonians 3:1</w:t>
       </w:r>
       <w:r>
         <w:rPr>
@@ -405,43 +1445,105 @@
           <w:vertAlign w:val="superscript"/>
           <w:lang w:val="ne_NP" w:bidi="ne_NP"/>
         </w:rPr>
+        <w:t>1</w:t>
+      </w:r>
+      <w:r>
+        <w:rPr>
+          <w:lang w:val="ne_NP" w:bidi="ne_NP"/>
+        </w:rPr>
+        <w:t xml:space="preserve"> अन्त्यमा दाजुभाइ-दिदीबहिनीहरू हो, हाम्रो लागि प्रार्थना गरिदेओ; यसकारणले कि प्रभुको सन्देश तीव्रतासाथ फैलिओस् र तिमीहरूका माझमा पुगेझैँ सबैतिर महिमित भएको होस्।</w:t>
+      </w:r>
+      <w:r>
+        <w:rPr>
+          <w:lang w:val="ne_NP" w:bidi="ne_NP"/>
+        </w:rPr>
+      </w:r>
+      <w:r>
+        <w:rPr>
+          <w:lang w:val="ne_NP" w:bidi="ne_NP"/>
+        </w:rPr>
+      </w:r>
+    </w:p>
+    <w:p>
+      <w:pPr/>
+      <w:r>
+        <w:rPr>
+          <w:lang w:val="ne_NP" w:bidi="ne_NP"/>
+        </w:rPr>
+      </w:r>
+    </w:p>
+    <w:p>
+      <w:pPr/>
+      <w:r>
+        <w:rPr>
+          <w:lang w:val="ne_NP" w:bidi="ne_NP"/>
+        </w:rPr>
+      </w:r>
+      <w:r>
+        <w:rPr>
+          <w:vertAlign w:val="superscript"/>
+          <w:lang w:val="ne_NP" w:bidi="ne_NP"/>
+        </w:rPr>
+        <w:t>2</w:t>
+      </w:r>
+      <w:r>
+        <w:rPr>
+          <w:lang w:val="ne_NP" w:bidi="ne_NP"/>
+        </w:rPr>
+        <w:t xml:space="preserve"> सबै जनासँग विश्‍वास हुँदैन; त्यसकारण हामी दुष्‍ट र खराब मानिसहरूको हातबाट छुटकारा पाउन सकौँ भनेर प्रार्थना गरिदेओ।</w:t>
+      </w:r>
+      <w:r>
+        <w:rPr>
+          <w:lang w:val="ne_NP" w:bidi="ne_NP"/>
+        </w:rPr>
+      </w:r>
+      <w:r>
+        <w:rPr>
+          <w:lang w:val="ne_NP" w:bidi="ne_NP"/>
+        </w:rPr>
+      </w:r>
+    </w:p>
+    <w:p>
+      <w:pPr/>
+      <w:r>
+        <w:rPr>
+          <w:lang w:val="ne_NP" w:bidi="ne_NP"/>
+        </w:rPr>
+      </w:r>
+    </w:p>
+    <w:p>
+      <w:pPr/>
+      <w:r>
+        <w:rPr>
+          <w:lang w:val="ne_NP" w:bidi="ne_NP"/>
+        </w:rPr>
+      </w:r>
+      <w:r>
+        <w:rPr>
+          <w:vertAlign w:val="superscript"/>
+          <w:lang w:val="ne_NP" w:bidi="ne_NP"/>
+        </w:rPr>
         <w:t>3</w:t>
       </w:r>
       <w:r>
         <w:rPr>
           <w:lang w:val="ne_NP" w:bidi="ne_NP"/>
         </w:rPr>
-        <w:t xml:space="preserve"> हे दाजुभाइ-दिदीबहिनीहरू हो, तिमीहरूको विश्‍वास लगातार बढ्दै गएको र तिमीहरूको एक-आपसको प्रेम बढ्दै गएको कारण तिमीहरूका लागि हामीले परमेश्‍वरलाई सधैँ धन्यवाद दिनैपर्छ।</w:t>
-      </w:r>
-      <w:r>
-        <w:rPr>
-          <w:lang w:val="ne_NP" w:bidi="ne_NP"/>
-        </w:rPr>
-      </w:r>
-      <w:r>
-        <w:rPr>
-          <w:lang w:val="ne_NP" w:bidi="ne_NP"/>
-        </w:rPr>
-      </w:r>
-    </w:p>
-    <w:p>
-      <w:pPr/>
-      <w:r>
-        <w:rPr>
-          <w:lang w:val="ne_NP" w:bidi="ne_NP"/>
-        </w:rPr>
-      </w:r>
-    </w:p>
-    <w:p>
-      <w:pPr>
-        <w:pStyle w:val="Heading2"/>
-      </w:pPr>
-      <w:r>
-        <w:rPr>
-          <w:lang w:val="ne_NP" w:bidi="ne_NP"/>
-        </w:rPr>
-        <w:t>2 Thessalonians 1:4</w:t>
-      </w:r>
+        <w:t xml:space="preserve"> तर प्रभु विश्‍वासयोग्य हुनुहुन्छ, र उहाँले तिमीहरूलाई सामर्थ्य दिनुहुनेछ र शैतानबाट रक्षा गर्नुहुनेछ।</w:t>
+      </w:r>
+      <w:r>
+        <w:rPr>
+          <w:lang w:val="ne_NP" w:bidi="ne_NP"/>
+        </w:rPr>
+      </w:r>
+      <w:r>
+        <w:rPr>
+          <w:lang w:val="ne_NP" w:bidi="ne_NP"/>
+        </w:rPr>
+      </w:r>
+    </w:p>
+    <w:p>
+      <w:pPr/>
       <w:r>
         <w:rPr>
           <w:lang w:val="ne_NP" w:bidi="ne_NP"/>
@@ -466,37 +1568,21 @@
         <w:rPr>
           <w:lang w:val="ne_NP" w:bidi="ne_NP"/>
         </w:rPr>
-        <w:t xml:space="preserve"> यसकारण तिमीहरूका सबै सतावट र तिमीहरूले सहिरहेका परीक्षाहरूका बीचमा तिमीहरूका धैर्य धारण र विश्‍वासको निम्ति परमेश्‍वरका मण्डलीहरूका माझमा हामी गर्व गर्दछौँ।</w:t>
-      </w:r>
-      <w:r>
-        <w:rPr>
-          <w:lang w:val="ne_NP" w:bidi="ne_NP"/>
-        </w:rPr>
-      </w:r>
-      <w:r>
-        <w:rPr>
-          <w:lang w:val="ne_NP" w:bidi="ne_NP"/>
-        </w:rPr>
-      </w:r>
-    </w:p>
-    <w:p>
-      <w:pPr/>
-      <w:r>
-        <w:rPr>
-          <w:lang w:val="ne_NP" w:bidi="ne_NP"/>
-        </w:rPr>
-      </w:r>
-    </w:p>
-    <w:p>
-      <w:pPr>
-        <w:pStyle w:val="Heading2"/>
-      </w:pPr>
-      <w:r>
-        <w:rPr>
-          <w:lang w:val="ne_NP" w:bidi="ne_NP"/>
-        </w:rPr>
-        <w:t>2 Thessalonians 1:5</w:t>
-      </w:r>
+        <w:t xml:space="preserve"> हाम्रा आज्ञाहरू तिमीहरूले पालन गरिरहेका छौ र गरी नै रहनेछौ भनी हामी प्रभुमा निश्‍चित छौँ।</w:t>
+      </w:r>
+      <w:r>
+        <w:rPr>
+          <w:lang w:val="ne_NP" w:bidi="ne_NP"/>
+        </w:rPr>
+      </w:r>
+      <w:r>
+        <w:rPr>
+          <w:lang w:val="ne_NP" w:bidi="ne_NP"/>
+        </w:rPr>
+      </w:r>
+    </w:p>
+    <w:p>
+      <w:pPr/>
       <w:r>
         <w:rPr>
           <w:lang w:val="ne_NP" w:bidi="ne_NP"/>
@@ -521,37 +1607,21 @@
         <w:rPr>
           <w:lang w:val="ne_NP" w:bidi="ne_NP"/>
         </w:rPr>
-        <w:t xml:space="preserve"> यो सबै परमेश्‍वरको साँचो न्यायको प्रमाण हो जसको परिणाम स्वरूप तिमीहरू परमेश्‍वरको राज्यको योग्य ठहराइनेछौ, जसको निम्ति तिमीहरूले कष्‍ट भोगिरहेका छौ।</w:t>
-      </w:r>
-      <w:r>
-        <w:rPr>
-          <w:lang w:val="ne_NP" w:bidi="ne_NP"/>
-        </w:rPr>
-      </w:r>
-      <w:r>
-        <w:rPr>
-          <w:lang w:val="ne_NP" w:bidi="ne_NP"/>
-        </w:rPr>
-      </w:r>
-    </w:p>
-    <w:p>
-      <w:pPr/>
-      <w:r>
-        <w:rPr>
-          <w:lang w:val="ne_NP" w:bidi="ne_NP"/>
-        </w:rPr>
-      </w:r>
-    </w:p>
-    <w:p>
-      <w:pPr>
-        <w:pStyle w:val="Heading2"/>
-      </w:pPr>
-      <w:r>
-        <w:rPr>
-          <w:lang w:val="ne_NP" w:bidi="ne_NP"/>
-        </w:rPr>
-        <w:t>2 Thessalonians 1:6</w:t>
-      </w:r>
+        <w:t xml:space="preserve"> प्रभुले तिमीहरूका हृदयलाई परमेश्‍वरको प्रेम र ख्रीष्‍टको धैर्यतामा डोर्‍याऊन्।</w:t>
+      </w:r>
+      <w:r>
+        <w:rPr>
+          <w:lang w:val="ne_NP" w:bidi="ne_NP"/>
+        </w:rPr>
+      </w:r>
+      <w:r>
+        <w:rPr>
+          <w:lang w:val="ne_NP" w:bidi="ne_NP"/>
+        </w:rPr>
+      </w:r>
+    </w:p>
+    <w:p>
+      <w:pPr/>
       <w:r>
         <w:rPr>
           <w:lang w:val="ne_NP" w:bidi="ne_NP"/>
@@ -576,37 +1646,21 @@
         <w:rPr>
           <w:lang w:val="ne_NP" w:bidi="ne_NP"/>
         </w:rPr>
-        <w:t xml:space="preserve"> परमेश्‍वर न्यायी हुनुहुन्छ। तिमीहरूलाई दुःख दिनेहरूलाई उहाँले दुःख दिनुहुन्छ।</w:t>
-      </w:r>
-      <w:r>
-        <w:rPr>
-          <w:lang w:val="ne_NP" w:bidi="ne_NP"/>
-        </w:rPr>
-      </w:r>
-      <w:r>
-        <w:rPr>
-          <w:lang w:val="ne_NP" w:bidi="ne_NP"/>
-        </w:rPr>
-      </w:r>
-    </w:p>
-    <w:p>
-      <w:pPr/>
-      <w:r>
-        <w:rPr>
-          <w:lang w:val="ne_NP" w:bidi="ne_NP"/>
-        </w:rPr>
-      </w:r>
-    </w:p>
-    <w:p>
-      <w:pPr>
-        <w:pStyle w:val="Heading2"/>
-      </w:pPr>
-      <w:r>
-        <w:rPr>
-          <w:lang w:val="ne_NP" w:bidi="ne_NP"/>
-        </w:rPr>
-        <w:t>2 Thessalonians 1:7</w:t>
-      </w:r>
+        <w:t xml:space="preserve"> हे दाजुभाइ-दिदीबहिनीहरू हो, प्रभु येशू ख्रीष्‍टको नाममा हामी तिमीहरूलाई आज्ञा गर्दर्छौँ, जो विश्‍वासी अल्छे छ र बाधा पुर्‍याउने गर्छ; अनि हामीबाट पाएका शिक्षाअनुसार चल्दैन, त्यस्ता हरेक विश्‍वासीबाट अलग बस।</w:t>
+      </w:r>
+      <w:r>
+        <w:rPr>
+          <w:lang w:val="ne_NP" w:bidi="ne_NP"/>
+        </w:rPr>
+      </w:r>
+      <w:r>
+        <w:rPr>
+          <w:lang w:val="ne_NP" w:bidi="ne_NP"/>
+        </w:rPr>
+      </w:r>
+    </w:p>
+    <w:p>
+      <w:pPr/>
       <w:r>
         <w:rPr>
           <w:lang w:val="ne_NP" w:bidi="ne_NP"/>
@@ -631,37 +1685,21 @@
         <w:rPr>
           <w:lang w:val="ne_NP" w:bidi="ne_NP"/>
         </w:rPr>
-        <w:t xml:space="preserve"> अनि तिमी दुःख पाइरहेकाहरूलाई र हामीलाई पनि त्यसबाट छुटकारा दिनुहुनेछ। योचाहिँ तब हुनेछ, जब प्रभु येशू आफ्ना शक्तिशाली स्वर्गदूतहरूसित दन्किरहेको आगोमा स्वर्गबाट प्रकट हुनुहुनेछ।</w:t>
-      </w:r>
-      <w:r>
-        <w:rPr>
-          <w:lang w:val="ne_NP" w:bidi="ne_NP"/>
-        </w:rPr>
-      </w:r>
-      <w:r>
-        <w:rPr>
-          <w:lang w:val="ne_NP" w:bidi="ne_NP"/>
-        </w:rPr>
-      </w:r>
-    </w:p>
-    <w:p>
-      <w:pPr/>
-      <w:r>
-        <w:rPr>
-          <w:lang w:val="ne_NP" w:bidi="ne_NP"/>
-        </w:rPr>
-      </w:r>
-    </w:p>
-    <w:p>
-      <w:pPr>
-        <w:pStyle w:val="Heading2"/>
-      </w:pPr>
-      <w:r>
-        <w:rPr>
-          <w:lang w:val="ne_NP" w:bidi="ne_NP"/>
-        </w:rPr>
-        <w:t>2 Thessalonians 1:8</w:t>
-      </w:r>
+        <w:t xml:space="preserve"> किनकि तिमीहरूले हाम्रो नमुना कसरी लिनुपर्छ, सो तिमीहरू आफैँलाई थाहा छ। हामी तिमीहरूसँग हुँदा अल्छे भएर बसेनौँ,</w:t>
+      </w:r>
+      <w:r>
+        <w:rPr>
+          <w:lang w:val="ne_NP" w:bidi="ne_NP"/>
+        </w:rPr>
+      </w:r>
+      <w:r>
+        <w:rPr>
+          <w:lang w:val="ne_NP" w:bidi="ne_NP"/>
+        </w:rPr>
+      </w:r>
+    </w:p>
+    <w:p>
+      <w:pPr/>
       <w:r>
         <w:rPr>
           <w:lang w:val="ne_NP" w:bidi="ne_NP"/>
@@ -686,37 +1724,21 @@
         <w:rPr>
           <w:lang w:val="ne_NP" w:bidi="ne_NP"/>
         </w:rPr>
-        <w:t xml:space="preserve"> उहाँले परमेश्‍वरलाई नचिन्‍नेहरू र हाम्रा प्रभु येशूको सुसमाचार नमान्‍नेहरूलाई सजाय दिनुहुनेछ।</w:t>
-      </w:r>
-      <w:r>
-        <w:rPr>
-          <w:lang w:val="ne_NP" w:bidi="ne_NP"/>
-        </w:rPr>
-      </w:r>
-      <w:r>
-        <w:rPr>
-          <w:lang w:val="ne_NP" w:bidi="ne_NP"/>
-        </w:rPr>
-      </w:r>
-    </w:p>
-    <w:p>
-      <w:pPr/>
-      <w:r>
-        <w:rPr>
-          <w:lang w:val="ne_NP" w:bidi="ne_NP"/>
-        </w:rPr>
-      </w:r>
-    </w:p>
-    <w:p>
-      <w:pPr>
-        <w:pStyle w:val="Heading2"/>
-      </w:pPr>
-      <w:r>
-        <w:rPr>
-          <w:lang w:val="ne_NP" w:bidi="ne_NP"/>
-        </w:rPr>
-        <w:t>2 Thessalonians 1:9</w:t>
-      </w:r>
+        <w:t xml:space="preserve"> न त हामीले सित्तैँमा कसैको खाना नै खायौँ। बरु तिमीहरू कसैको हामी भार नबनौँ भनेर दिनरात कडा परिश्रमका साथ काम गर्‍यौँ।</w:t>
+      </w:r>
+      <w:r>
+        <w:rPr>
+          <w:lang w:val="ne_NP" w:bidi="ne_NP"/>
+        </w:rPr>
+      </w:r>
+      <w:r>
+        <w:rPr>
+          <w:lang w:val="ne_NP" w:bidi="ne_NP"/>
+        </w:rPr>
+      </w:r>
+    </w:p>
+    <w:p>
+      <w:pPr/>
       <w:r>
         <w:rPr>
           <w:lang w:val="ne_NP" w:bidi="ne_NP"/>
@@ -741,37 +1763,21 @@
         <w:rPr>
           <w:lang w:val="ne_NP" w:bidi="ne_NP"/>
         </w:rPr>
-        <w:t xml:space="preserve"> तिनीहरूले अनन्तको विनाश सजाय पाउनेछन्; अनि तिनीहरू प्रभुको उपस्थिति र उहाँको शक्तिको महिमाबाट अलग गरिनेछन्।</w:t>
-      </w:r>
-      <w:r>
-        <w:rPr>
-          <w:lang w:val="ne_NP" w:bidi="ne_NP"/>
-        </w:rPr>
-      </w:r>
-      <w:r>
-        <w:rPr>
-          <w:lang w:val="ne_NP" w:bidi="ne_NP"/>
-        </w:rPr>
-      </w:r>
-    </w:p>
-    <w:p>
-      <w:pPr/>
-      <w:r>
-        <w:rPr>
-          <w:lang w:val="ne_NP" w:bidi="ne_NP"/>
-        </w:rPr>
-      </w:r>
-    </w:p>
-    <w:p>
-      <w:pPr>
-        <w:pStyle w:val="Heading2"/>
-      </w:pPr>
-      <w:r>
-        <w:rPr>
-          <w:lang w:val="ne_NP" w:bidi="ne_NP"/>
-        </w:rPr>
-        <w:t>2 Thessalonians 1:10</w:t>
-      </w:r>
+        <w:t xml:space="preserve"> हामीलाई सहायता पाउने हक नभएर होइन, तर तिमीहरूले हाम्रो अनुकरण गर्न सक भनेर तिमीहरूका निम्ति हामीले आफूलाई नमुना बनाउन यसो गरेका थियौँ।</w:t>
+      </w:r>
+      <w:r>
+        <w:rPr>
+          <w:lang w:val="ne_NP" w:bidi="ne_NP"/>
+        </w:rPr>
+      </w:r>
+      <w:r>
+        <w:rPr>
+          <w:lang w:val="ne_NP" w:bidi="ne_NP"/>
+        </w:rPr>
+      </w:r>
+    </w:p>
+    <w:p>
+      <w:pPr/>
       <w:r>
         <w:rPr>
           <w:lang w:val="ne_NP" w:bidi="ne_NP"/>
@@ -796,37 +1802,21 @@
         <w:rPr>
           <w:lang w:val="ne_NP" w:bidi="ne_NP"/>
         </w:rPr>
-        <w:t xml:space="preserve"> यो त्यस दिन हुनेछ, जब उहाँ आफ्ना पवित्र जनहरूका बीचमा महिमित हुन र उहाँमाथि विश्‍वास गरेका सबैलाई चकित पार्न आउनुहुनेछ। यसमा तिमीहरू पनि सामेल छौ; किनकि तिमीहरूले हाम्रा गवाहीलाई विश्‍वास गर्‍यो।</w:t>
-      </w:r>
-      <w:r>
-        <w:rPr>
-          <w:lang w:val="ne_NP" w:bidi="ne_NP"/>
-        </w:rPr>
-      </w:r>
-      <w:r>
-        <w:rPr>
-          <w:lang w:val="ne_NP" w:bidi="ne_NP"/>
-        </w:rPr>
-      </w:r>
-    </w:p>
-    <w:p>
-      <w:pPr/>
-      <w:r>
-        <w:rPr>
-          <w:lang w:val="ne_NP" w:bidi="ne_NP"/>
-        </w:rPr>
-      </w:r>
-    </w:p>
-    <w:p>
-      <w:pPr>
-        <w:pStyle w:val="Heading2"/>
-      </w:pPr>
-      <w:r>
-        <w:rPr>
-          <w:lang w:val="ne_NP" w:bidi="ne_NP"/>
-        </w:rPr>
-        <w:t>2 Thessalonians 1:11</w:t>
-      </w:r>
+        <w:t xml:space="preserve"> किनकि जब हामी तिमीहरूसँग थियौँ, हामीले तिमीहरूलाई यो आज्ञा दिएका थियौँ, “यदि कुनै मानिसले काम गर्दैन भने त्यसले खाँदै नखाओस्।”</w:t>
+      </w:r>
+      <w:r>
+        <w:rPr>
+          <w:lang w:val="ne_NP" w:bidi="ne_NP"/>
+        </w:rPr>
+      </w:r>
+      <w:r>
+        <w:rPr>
+          <w:lang w:val="ne_NP" w:bidi="ne_NP"/>
+        </w:rPr>
+      </w:r>
+    </w:p>
+    <w:p>
+      <w:pPr/>
       <w:r>
         <w:rPr>
           <w:lang w:val="ne_NP" w:bidi="ne_NP"/>
@@ -851,37 +1841,21 @@
         <w:rPr>
           <w:lang w:val="ne_NP" w:bidi="ne_NP"/>
         </w:rPr>
-        <w:t xml:space="preserve"> यसलाई मनमा राखेर हामी निरन्तर तिमीहरूको लागि प्रार्थना गर्दर्छौँ, कि हाम्रा परमेश्‍वरले तिमीहरूलाई उहाँको बोलावटको योग्य बनाऊन्; अनि आफ्नो शक्तिद्वारा तिमीहरूका असल कामको हरेक चाहनालाई र विश्‍वासद्वारा गरिएका हरेक कामलाई पूरा गरून्।</w:t>
-      </w:r>
-      <w:r>
-        <w:rPr>
-          <w:lang w:val="ne_NP" w:bidi="ne_NP"/>
-        </w:rPr>
-      </w:r>
-      <w:r>
-        <w:rPr>
-          <w:lang w:val="ne_NP" w:bidi="ne_NP"/>
-        </w:rPr>
-      </w:r>
-    </w:p>
-    <w:p>
-      <w:pPr/>
-      <w:r>
-        <w:rPr>
-          <w:lang w:val="ne_NP" w:bidi="ne_NP"/>
-        </w:rPr>
-      </w:r>
-    </w:p>
-    <w:p>
-      <w:pPr>
-        <w:pStyle w:val="Heading2"/>
-      </w:pPr>
-      <w:r>
-        <w:rPr>
-          <w:lang w:val="ne_NP" w:bidi="ne_NP"/>
-        </w:rPr>
-        <w:t>2 Thessalonians 1:12</w:t>
-      </w:r>
+        <w:t xml:space="preserve"> तिमीहरूमध्ये कोही-कोही अल्छे छन्, र बाधा पुर्‍याउने गर्छन् भनी हामी सुन्छौँ। तिनीहरू आफैँ त काम गर्दैनन्, तर अर्काको काममा व्यर्थै हात हाल्छन्।</w:t>
+      </w:r>
+      <w:r>
+        <w:rPr>
+          <w:lang w:val="ne_NP" w:bidi="ne_NP"/>
+        </w:rPr>
+      </w:r>
+      <w:r>
+        <w:rPr>
+          <w:lang w:val="ne_NP" w:bidi="ne_NP"/>
+        </w:rPr>
+      </w:r>
+    </w:p>
+    <w:p>
+      <w:pPr/>
       <w:r>
         <w:rPr>
           <w:lang w:val="ne_NP" w:bidi="ne_NP"/>
@@ -906,37 +1880,21 @@
         <w:rPr>
           <w:lang w:val="ne_NP" w:bidi="ne_NP"/>
         </w:rPr>
-        <w:t xml:space="preserve"> हामी प्रार्थना गर्दर्छौँ, ताकि हाम्रा परमेश्‍वर र प्रभु येशू ख्रीष्‍टको अनुग्रहअनुसार तिमीहरूमा हाम्रा प्रभु येशूको नाम महिमित होस्, र उहाँमा तिमीहरूको महिमा होस्।</w:t>
-      </w:r>
-      <w:r>
-        <w:rPr>
-          <w:lang w:val="ne_NP" w:bidi="ne_NP"/>
-        </w:rPr>
-      </w:r>
-      <w:r>
-        <w:rPr>
-          <w:lang w:val="ne_NP" w:bidi="ne_NP"/>
-        </w:rPr>
-      </w:r>
-    </w:p>
-    <w:p>
-      <w:pPr/>
-      <w:r>
-        <w:rPr>
-          <w:lang w:val="ne_NP" w:bidi="ne_NP"/>
-        </w:rPr>
-      </w:r>
-    </w:p>
-    <w:p>
-      <w:pPr>
-        <w:pStyle w:val="Heading2"/>
-      </w:pPr>
-      <w:r>
-        <w:rPr>
-          <w:lang w:val="ne_NP" w:bidi="ne_NP"/>
-        </w:rPr>
-        <w:t>2 Thessalonians 2:1</w:t>
-      </w:r>
+        <w:t xml:space="preserve"> यस्ता मानिसहरूलाई हामी प्रभु येशू ख्रीष्‍टमा आज्ञा दिन्छौँ र बिन्ती गर्छौँ: तिनीहरू व्यवस्थित भएर बसून् र आफ्ना भोजन आफैँ जुटाऊन्।</w:t>
+      </w:r>
+      <w:r>
+        <w:rPr>
+          <w:lang w:val="ne_NP" w:bidi="ne_NP"/>
+        </w:rPr>
+      </w:r>
+      <w:r>
+        <w:rPr>
+          <w:lang w:val="ne_NP" w:bidi="ne_NP"/>
+        </w:rPr>
+      </w:r>
+    </w:p>
+    <w:p>
+      <w:pPr/>
       <w:r>
         <w:rPr>
           <w:lang w:val="ne_NP" w:bidi="ne_NP"/>
@@ -955,43 +1913,27 @@
           <w:vertAlign w:val="superscript"/>
           <w:lang w:val="ne_NP" w:bidi="ne_NP"/>
         </w:rPr>
-        <w:t>1</w:t>
-      </w:r>
-      <w:r>
-        <w:rPr>
-          <w:lang w:val="ne_NP" w:bidi="ne_NP"/>
-        </w:rPr>
-        <w:t xml:space="preserve"> हे दाजुभाइ-दिदीबहिनीहरू हो, हाम्रा प्रभु येशू ख्रीष्‍टको आगमन र हामी उहाँसँग भेला हुने विषयमा तिमीहरूलाई बिन्ती गर्दछौँ।</w:t>
-      </w:r>
-      <w:r>
-        <w:rPr>
-          <w:lang w:val="ne_NP" w:bidi="ne_NP"/>
-        </w:rPr>
-      </w:r>
-      <w:r>
-        <w:rPr>
-          <w:lang w:val="ne_NP" w:bidi="ne_NP"/>
-        </w:rPr>
-      </w:r>
-    </w:p>
-    <w:p>
-      <w:pPr/>
-      <w:r>
-        <w:rPr>
-          <w:lang w:val="ne_NP" w:bidi="ne_NP"/>
-        </w:rPr>
-      </w:r>
-    </w:p>
-    <w:p>
-      <w:pPr>
-        <w:pStyle w:val="Heading2"/>
-      </w:pPr>
-      <w:r>
-        <w:rPr>
-          <w:lang w:val="ne_NP" w:bidi="ne_NP"/>
-        </w:rPr>
-        <w:t>2 Thessalonians 2:2</w:t>
-      </w:r>
+        <w:t>13</w:t>
+      </w:r>
+      <w:r>
+        <w:rPr>
+          <w:lang w:val="ne_NP" w:bidi="ne_NP"/>
+        </w:rPr>
+        <w:t xml:space="preserve"> अनि दाजुभाइ-दिदीबहिनीहरू हो, तिमीहरूचाहिँ भलाइ गर्नमा कहिल्यै नथाक।</w:t>
+      </w:r>
+      <w:r>
+        <w:rPr>
+          <w:lang w:val="ne_NP" w:bidi="ne_NP"/>
+        </w:rPr>
+      </w:r>
+      <w:r>
+        <w:rPr>
+          <w:lang w:val="ne_NP" w:bidi="ne_NP"/>
+        </w:rPr>
+      </w:r>
+    </w:p>
+    <w:p>
+      <w:pPr/>
       <w:r>
         <w:rPr>
           <w:lang w:val="ne_NP" w:bidi="ne_NP"/>
@@ -1010,43 +1952,27 @@
           <w:vertAlign w:val="superscript"/>
           <w:lang w:val="ne_NP" w:bidi="ne_NP"/>
         </w:rPr>
-        <w:t>2</w:t>
-      </w:r>
-      <w:r>
-        <w:rPr>
-          <w:lang w:val="ne_NP" w:bidi="ne_NP"/>
-        </w:rPr>
-        <w:t xml:space="preserve"> प्रभुको दिन आइसकेको छ भन्‍नेहरूद्वारा सजिलैसित अस्थिर वा विचलित नहोओ। तिनीहरूले अगमवाणी, आत्माद्वारा प्रकाश पाएको, अथवा हामीबाटै आएको पत्र भनी दाबी गरे तापनि तिनीहरूलाई विश्‍वास नगर।</w:t>
-      </w:r>
-      <w:r>
-        <w:rPr>
-          <w:lang w:val="ne_NP" w:bidi="ne_NP"/>
-        </w:rPr>
-      </w:r>
-      <w:r>
-        <w:rPr>
-          <w:lang w:val="ne_NP" w:bidi="ne_NP"/>
-        </w:rPr>
-      </w:r>
-    </w:p>
-    <w:p>
-      <w:pPr/>
-      <w:r>
-        <w:rPr>
-          <w:lang w:val="ne_NP" w:bidi="ne_NP"/>
-        </w:rPr>
-      </w:r>
-    </w:p>
-    <w:p>
-      <w:pPr>
-        <w:pStyle w:val="Heading2"/>
-      </w:pPr>
-      <w:r>
-        <w:rPr>
-          <w:lang w:val="ne_NP" w:bidi="ne_NP"/>
-        </w:rPr>
-        <w:t>2 Thessalonians 2:3</w:t>
-      </w:r>
+        <w:t>14</w:t>
+      </w:r>
+      <w:r>
+        <w:rPr>
+          <w:lang w:val="ne_NP" w:bidi="ne_NP"/>
+        </w:rPr>
+        <w:t xml:space="preserve"> यदि कसैले यस पत्रमा हामीले लेखेका निर्देशन पालन गर्दैन भने त्यसलाई चिनिराख र त्यससँग सम्बन्ध नराख, ताकि त्यो आफैँ शर्ममा परोस्।</w:t>
+      </w:r>
+      <w:r>
+        <w:rPr>
+          <w:lang w:val="ne_NP" w:bidi="ne_NP"/>
+        </w:rPr>
+      </w:r>
+      <w:r>
+        <w:rPr>
+          <w:lang w:val="ne_NP" w:bidi="ne_NP"/>
+        </w:rPr>
+      </w:r>
+    </w:p>
+    <w:p>
+      <w:pPr/>
       <w:r>
         <w:rPr>
           <w:lang w:val="ne_NP" w:bidi="ne_NP"/>
@@ -1065,43 +1991,27 @@
           <w:vertAlign w:val="superscript"/>
           <w:lang w:val="ne_NP" w:bidi="ne_NP"/>
         </w:rPr>
-        <w:t>3</w:t>
-      </w:r>
-      <w:r>
-        <w:rPr>
-          <w:lang w:val="ne_NP" w:bidi="ne_NP"/>
-        </w:rPr>
-        <w:t xml:space="preserve"> तिमीहरूलाई कसैले कुनै किसिमले धोकामा नपारोस्। विश्‍वास परित्याग नभएसम्म पापको मानिस, जो विनाशको पुत्र हो, त्यो प्रकट नभएसम्म त्यो दिन आउनेछैन।</w:t>
-      </w:r>
-      <w:r>
-        <w:rPr>
-          <w:lang w:val="ne_NP" w:bidi="ne_NP"/>
-        </w:rPr>
-      </w:r>
-      <w:r>
-        <w:rPr>
-          <w:lang w:val="ne_NP" w:bidi="ne_NP"/>
-        </w:rPr>
-      </w:r>
-    </w:p>
-    <w:p>
-      <w:pPr/>
-      <w:r>
-        <w:rPr>
-          <w:lang w:val="ne_NP" w:bidi="ne_NP"/>
-        </w:rPr>
-      </w:r>
-    </w:p>
-    <w:p>
-      <w:pPr>
-        <w:pStyle w:val="Heading2"/>
-      </w:pPr>
-      <w:r>
-        <w:rPr>
-          <w:lang w:val="ne_NP" w:bidi="ne_NP"/>
-        </w:rPr>
-        <w:t>2 Thessalonians 2:4</w:t>
-      </w:r>
+        <w:t>15</w:t>
+      </w:r>
+      <w:r>
+        <w:rPr>
+          <w:lang w:val="ne_NP" w:bidi="ne_NP"/>
+        </w:rPr>
+        <w:t xml:space="preserve"> तापनि तिनीहरूलाई शत्रुजस्तो व्यवहार नगर, तर सङ्गी विश्‍वासीलाई जस्तै तिनीहरूलाई चेतावनी देओ।</w:t>
+      </w:r>
+      <w:r>
+        <w:rPr>
+          <w:lang w:val="ne_NP" w:bidi="ne_NP"/>
+        </w:rPr>
+      </w:r>
+      <w:r>
+        <w:rPr>
+          <w:lang w:val="ne_NP" w:bidi="ne_NP"/>
+        </w:rPr>
+      </w:r>
+    </w:p>
+    <w:p>
+      <w:pPr/>
       <w:r>
         <w:rPr>
           <w:lang w:val="ne_NP" w:bidi="ne_NP"/>
@@ -1120,43 +2030,27 @@
           <w:vertAlign w:val="superscript"/>
           <w:lang w:val="ne_NP" w:bidi="ne_NP"/>
         </w:rPr>
-        <w:t>4</w:t>
-      </w:r>
-      <w:r>
-        <w:rPr>
-          <w:lang w:val="ne_NP" w:bidi="ne_NP"/>
-        </w:rPr>
-        <w:t xml:space="preserve"> त्यसले ईश्‍वर कहलिएको वा पूजा गरिने हरेक वस्तुभन्दा आफैँलाई उच्‍च पार्नेछ र विरोध गर्नेछ; अनि परमेश्‍वर हुँ भनी घोषणा गर्दै त्यो आफैँलाई परमेश्‍वरको मन्दिरमा स्थापना गर्नेछ।</w:t>
-      </w:r>
-      <w:r>
-        <w:rPr>
-          <w:lang w:val="ne_NP" w:bidi="ne_NP"/>
-        </w:rPr>
-      </w:r>
-      <w:r>
-        <w:rPr>
-          <w:lang w:val="ne_NP" w:bidi="ne_NP"/>
-        </w:rPr>
-      </w:r>
-    </w:p>
-    <w:p>
-      <w:pPr/>
-      <w:r>
-        <w:rPr>
-          <w:lang w:val="ne_NP" w:bidi="ne_NP"/>
-        </w:rPr>
-      </w:r>
-    </w:p>
-    <w:p>
-      <w:pPr>
-        <w:pStyle w:val="Heading2"/>
-      </w:pPr>
-      <w:r>
-        <w:rPr>
-          <w:lang w:val="ne_NP" w:bidi="ne_NP"/>
-        </w:rPr>
-        <w:t>2 Thessalonians 2:5</w:t>
-      </w:r>
+        <w:t>16</w:t>
+      </w:r>
+      <w:r>
+        <w:rPr>
+          <w:lang w:val="ne_NP" w:bidi="ne_NP"/>
+        </w:rPr>
+        <w:t xml:space="preserve"> अब शान्तिका प्रभु आफैँले हर समय र हरेक किसिमले तिमीहरूलाई शान्ति देऊन्। प्रभु तिमीहरू सबैसित रहिरहून्।</w:t>
+      </w:r>
+      <w:r>
+        <w:rPr>
+          <w:lang w:val="ne_NP" w:bidi="ne_NP"/>
+        </w:rPr>
+      </w:r>
+      <w:r>
+        <w:rPr>
+          <w:lang w:val="ne_NP" w:bidi="ne_NP"/>
+        </w:rPr>
+      </w:r>
+    </w:p>
+    <w:p>
+      <w:pPr/>
       <w:r>
         <w:rPr>
           <w:lang w:val="ne_NP" w:bidi="ne_NP"/>
@@ -1175,1607 +2069,12 @@
           <w:vertAlign w:val="superscript"/>
           <w:lang w:val="ne_NP" w:bidi="ne_NP"/>
         </w:rPr>
-        <w:t>5</w:t>
-      </w:r>
-      <w:r>
-        <w:rPr>
-          <w:lang w:val="ne_NP" w:bidi="ne_NP"/>
-        </w:rPr>
-        <w:t xml:space="preserve"> म तिमीहरूसित रहँदा यी कुराहरू मैले तिमीहरूलाई बताएको थिएँ, के तिमीहरूलाई सम्झना छैन र?</w:t>
-      </w:r>
-      <w:r>
-        <w:rPr>
-          <w:lang w:val="ne_NP" w:bidi="ne_NP"/>
-        </w:rPr>
-      </w:r>
-      <w:r>
-        <w:rPr>
-          <w:lang w:val="ne_NP" w:bidi="ne_NP"/>
-        </w:rPr>
-      </w:r>
-    </w:p>
-    <w:p>
-      <w:pPr/>
-      <w:r>
-        <w:rPr>
-          <w:lang w:val="ne_NP" w:bidi="ne_NP"/>
-        </w:rPr>
-      </w:r>
-    </w:p>
-    <w:p>
-      <w:pPr>
-        <w:pStyle w:val="Heading2"/>
-      </w:pPr>
-      <w:r>
-        <w:rPr>
-          <w:lang w:val="ne_NP" w:bidi="ne_NP"/>
-        </w:rPr>
-        <w:t>2 Thessalonians 2:6</w:t>
-      </w:r>
-      <w:r>
-        <w:rPr>
-          <w:lang w:val="ne_NP" w:bidi="ne_NP"/>
-        </w:rPr>
-      </w:r>
-    </w:p>
-    <w:p>
-      <w:pPr/>
-      <w:r>
-        <w:rPr>
-          <w:lang w:val="ne_NP" w:bidi="ne_NP"/>
-        </w:rPr>
-      </w:r>
-      <w:r>
-        <w:rPr>
-          <w:vertAlign w:val="superscript"/>
-          <w:lang w:val="ne_NP" w:bidi="ne_NP"/>
-        </w:rPr>
-        <w:t>6</w:t>
-      </w:r>
-      <w:r>
-        <w:rPr>
-          <w:lang w:val="ne_NP" w:bidi="ne_NP"/>
-        </w:rPr>
-        <w:t xml:space="preserve"> अनि अहिले त्यसलाई कसले रोकिराखेको छ, त्यो तिमीहरू जान्दछौ; ताकि त्यो ठिक समयमा प्रकट होस्।</w:t>
-      </w:r>
-      <w:r>
-        <w:rPr>
-          <w:lang w:val="ne_NP" w:bidi="ne_NP"/>
-        </w:rPr>
-      </w:r>
-      <w:r>
-        <w:rPr>
-          <w:lang w:val="ne_NP" w:bidi="ne_NP"/>
-        </w:rPr>
-      </w:r>
-    </w:p>
-    <w:p>
-      <w:pPr/>
-      <w:r>
-        <w:rPr>
-          <w:lang w:val="ne_NP" w:bidi="ne_NP"/>
-        </w:rPr>
-      </w:r>
-    </w:p>
-    <w:p>
-      <w:pPr>
-        <w:pStyle w:val="Heading2"/>
-      </w:pPr>
-      <w:r>
-        <w:rPr>
-          <w:lang w:val="ne_NP" w:bidi="ne_NP"/>
-        </w:rPr>
-        <w:t>2 Thessalonians 2:7</w:t>
-      </w:r>
-      <w:r>
-        <w:rPr>
-          <w:lang w:val="ne_NP" w:bidi="ne_NP"/>
-        </w:rPr>
-      </w:r>
-    </w:p>
-    <w:p>
-      <w:pPr/>
-      <w:r>
-        <w:rPr>
-          <w:lang w:val="ne_NP" w:bidi="ne_NP"/>
-        </w:rPr>
-      </w:r>
-      <w:r>
-        <w:rPr>
-          <w:vertAlign w:val="superscript"/>
-          <w:lang w:val="ne_NP" w:bidi="ne_NP"/>
-        </w:rPr>
-        <w:t>7</w:t>
-      </w:r>
-      <w:r>
-        <w:rPr>
-          <w:lang w:val="ne_NP" w:bidi="ne_NP"/>
-        </w:rPr>
-        <w:t xml:space="preserve"> किनकि अधर्मको शक्ति गुप्‍त रूपले अगिबाटै सक्रिय छ; तर अहिले त्यसलाई रोकिराख्नु हुनेले आफ्नो बाटोबाट त्यसलाई नहटाउन्जेल रोकिराख्नुहुनेछ।</w:t>
-      </w:r>
-      <w:r>
-        <w:rPr>
-          <w:lang w:val="ne_NP" w:bidi="ne_NP"/>
-        </w:rPr>
-      </w:r>
-      <w:r>
-        <w:rPr>
-          <w:lang w:val="ne_NP" w:bidi="ne_NP"/>
-        </w:rPr>
-      </w:r>
-    </w:p>
-    <w:p>
-      <w:pPr/>
-      <w:r>
-        <w:rPr>
-          <w:lang w:val="ne_NP" w:bidi="ne_NP"/>
-        </w:rPr>
-      </w:r>
-    </w:p>
-    <w:p>
-      <w:pPr>
-        <w:pStyle w:val="Heading2"/>
-      </w:pPr>
-      <w:r>
-        <w:rPr>
-          <w:lang w:val="ne_NP" w:bidi="ne_NP"/>
-        </w:rPr>
-        <w:t>2 Thessalonians 2:8</w:t>
-      </w:r>
-      <w:r>
-        <w:rPr>
-          <w:lang w:val="ne_NP" w:bidi="ne_NP"/>
-        </w:rPr>
-      </w:r>
-    </w:p>
-    <w:p>
-      <w:pPr/>
-      <w:r>
-        <w:rPr>
-          <w:lang w:val="ne_NP" w:bidi="ne_NP"/>
-        </w:rPr>
-      </w:r>
-      <w:r>
-        <w:rPr>
-          <w:vertAlign w:val="superscript"/>
-          <w:lang w:val="ne_NP" w:bidi="ne_NP"/>
-        </w:rPr>
-        <w:t>8</w:t>
-      </w:r>
-      <w:r>
-        <w:rPr>
-          <w:lang w:val="ne_NP" w:bidi="ne_NP"/>
-        </w:rPr>
-        <w:t xml:space="preserve"> अनि तब त्यो अधर्मीको प्रकट हुनेछ, जसलाई प्रभु येशूले उहाँको मुखको सासले हटाउनुहुनेछ र आफ्नो दोस्रो आगमनको प्रतापले नष्‍ट पार्नुहुनेछ।</w:t>
-      </w:r>
-      <w:r>
-        <w:rPr>
-          <w:lang w:val="ne_NP" w:bidi="ne_NP"/>
-        </w:rPr>
-      </w:r>
-      <w:r>
-        <w:rPr>
-          <w:lang w:val="ne_NP" w:bidi="ne_NP"/>
-        </w:rPr>
-      </w:r>
-    </w:p>
-    <w:p>
-      <w:pPr/>
-      <w:r>
-        <w:rPr>
-          <w:lang w:val="ne_NP" w:bidi="ne_NP"/>
-        </w:rPr>
-      </w:r>
-    </w:p>
-    <w:p>
-      <w:pPr>
-        <w:pStyle w:val="Heading2"/>
-      </w:pPr>
-      <w:r>
-        <w:rPr>
-          <w:lang w:val="ne_NP" w:bidi="ne_NP"/>
-        </w:rPr>
-        <w:t>2 Thessalonians 2:9</w:t>
-      </w:r>
-      <w:r>
-        <w:rPr>
-          <w:lang w:val="ne_NP" w:bidi="ne_NP"/>
-        </w:rPr>
-      </w:r>
-    </w:p>
-    <w:p>
-      <w:pPr/>
-      <w:r>
-        <w:rPr>
-          <w:lang w:val="ne_NP" w:bidi="ne_NP"/>
-        </w:rPr>
-      </w:r>
-      <w:r>
-        <w:rPr>
-          <w:vertAlign w:val="superscript"/>
-          <w:lang w:val="ne_NP" w:bidi="ne_NP"/>
-        </w:rPr>
-        <w:t>9</w:t>
-      </w:r>
-      <w:r>
-        <w:rPr>
-          <w:lang w:val="ne_NP" w:bidi="ne_NP"/>
-        </w:rPr>
-        <w:t xml:space="preserve"> त्यस अधर्मीको आगमन शैतानका कार्यहरूअनुसार हुनेछ। त्यो सबै प्रकारका झूटा अलौकिक चिन्हहरू र शक्तिशाली कामहरूसहित आउनेछ।</w:t>
-      </w:r>
-      <w:r>
-        <w:rPr>
-          <w:lang w:val="ne_NP" w:bidi="ne_NP"/>
-        </w:rPr>
-      </w:r>
-      <w:r>
-        <w:rPr>
-          <w:lang w:val="ne_NP" w:bidi="ne_NP"/>
-        </w:rPr>
-      </w:r>
-    </w:p>
-    <w:p>
-      <w:pPr/>
-      <w:r>
-        <w:rPr>
-          <w:lang w:val="ne_NP" w:bidi="ne_NP"/>
-        </w:rPr>
-      </w:r>
-    </w:p>
-    <w:p>
-      <w:pPr>
-        <w:pStyle w:val="Heading2"/>
-      </w:pPr>
-      <w:r>
-        <w:rPr>
-          <w:lang w:val="ne_NP" w:bidi="ne_NP"/>
-        </w:rPr>
-        <w:t>2 Thessalonians 2:10</w:t>
-      </w:r>
-      <w:r>
-        <w:rPr>
-          <w:lang w:val="ne_NP" w:bidi="ne_NP"/>
-        </w:rPr>
-      </w:r>
-    </w:p>
-    <w:p>
-      <w:pPr/>
-      <w:r>
-        <w:rPr>
-          <w:lang w:val="ne_NP" w:bidi="ne_NP"/>
-        </w:rPr>
-      </w:r>
-      <w:r>
-        <w:rPr>
-          <w:vertAlign w:val="superscript"/>
-          <w:lang w:val="ne_NP" w:bidi="ne_NP"/>
-        </w:rPr>
-        <w:t>10</w:t>
-      </w:r>
-      <w:r>
-        <w:rPr>
-          <w:lang w:val="ne_NP" w:bidi="ne_NP"/>
-        </w:rPr>
-        <w:t xml:space="preserve"> अनि नष्‍ट हुनेहरूलाई भ्रममा पार्न हरेक किसिमको दुष्‍टतासहित आउनेछ। तिनीहरू नष्‍ट हुन्छन्; किनकि तिनीहरूले सत्यलाई प्रेम गर्न र बचाइन इन्कार गरेका छन्।</w:t>
-      </w:r>
-      <w:r>
-        <w:rPr>
-          <w:lang w:val="ne_NP" w:bidi="ne_NP"/>
-        </w:rPr>
-      </w:r>
-      <w:r>
-        <w:rPr>
-          <w:lang w:val="ne_NP" w:bidi="ne_NP"/>
-        </w:rPr>
-      </w:r>
-    </w:p>
-    <w:p>
-      <w:pPr/>
-      <w:r>
-        <w:rPr>
-          <w:lang w:val="ne_NP" w:bidi="ne_NP"/>
-        </w:rPr>
-      </w:r>
-    </w:p>
-    <w:p>
-      <w:pPr>
-        <w:pStyle w:val="Heading2"/>
-      </w:pPr>
-      <w:r>
-        <w:rPr>
-          <w:lang w:val="ne_NP" w:bidi="ne_NP"/>
-        </w:rPr>
-        <w:t>2 Thessalonians 2:11</w:t>
-      </w:r>
-      <w:r>
-        <w:rPr>
-          <w:lang w:val="ne_NP" w:bidi="ne_NP"/>
-        </w:rPr>
-      </w:r>
-    </w:p>
-    <w:p>
-      <w:pPr/>
-      <w:r>
-        <w:rPr>
-          <w:lang w:val="ne_NP" w:bidi="ne_NP"/>
-        </w:rPr>
-      </w:r>
-      <w:r>
-        <w:rPr>
-          <w:vertAlign w:val="superscript"/>
-          <w:lang w:val="ne_NP" w:bidi="ne_NP"/>
-        </w:rPr>
-        <w:t>11</w:t>
-      </w:r>
-      <w:r>
-        <w:rPr>
-          <w:lang w:val="ne_NP" w:bidi="ne_NP"/>
-        </w:rPr>
-        <w:t xml:space="preserve"> यसकारण त्यस झूटमा तिनीहरूले विश्‍वास गरून् भनेर परमेश्‍वरले तिनीहरूमा शक्तिशाली भ्रम पठाउनुहुनेछ</w:t>
-      </w:r>
-      <w:r>
-        <w:rPr>
-          <w:lang w:val="ne_NP" w:bidi="ne_NP"/>
-        </w:rPr>
-      </w:r>
-      <w:r>
-        <w:rPr>
-          <w:lang w:val="ne_NP" w:bidi="ne_NP"/>
-        </w:rPr>
-      </w:r>
-    </w:p>
-    <w:p>
-      <w:pPr/>
-      <w:r>
-        <w:rPr>
-          <w:lang w:val="ne_NP" w:bidi="ne_NP"/>
-        </w:rPr>
-      </w:r>
-    </w:p>
-    <w:p>
-      <w:pPr>
-        <w:pStyle w:val="Heading2"/>
-      </w:pPr>
-      <w:r>
-        <w:rPr>
-          <w:lang w:val="ne_NP" w:bidi="ne_NP"/>
-        </w:rPr>
-        <w:t>2 Thessalonians 2:12</w:t>
-      </w:r>
-      <w:r>
-        <w:rPr>
-          <w:lang w:val="ne_NP" w:bidi="ne_NP"/>
-        </w:rPr>
-      </w:r>
-    </w:p>
-    <w:p>
-      <w:pPr/>
-      <w:r>
-        <w:rPr>
-          <w:lang w:val="ne_NP" w:bidi="ne_NP"/>
-        </w:rPr>
-      </w:r>
-      <w:r>
-        <w:rPr>
-          <w:vertAlign w:val="superscript"/>
-          <w:lang w:val="ne_NP" w:bidi="ne_NP"/>
-        </w:rPr>
-        <w:t>12</w:t>
-      </w:r>
-      <w:r>
-        <w:rPr>
-          <w:lang w:val="ne_NP" w:bidi="ne_NP"/>
-        </w:rPr>
-        <w:t xml:space="preserve"> र सत्यतामा विश्‍वास नगर्ने, तर दुष्‍टतामा आनन्दित हुनेहरू सबै दोषी ठहराइनेछन्।</w:t>
-      </w:r>
-      <w:r>
-        <w:rPr>
-          <w:lang w:val="ne_NP" w:bidi="ne_NP"/>
-        </w:rPr>
-      </w:r>
-      <w:r>
-        <w:rPr>
-          <w:lang w:val="ne_NP" w:bidi="ne_NP"/>
-        </w:rPr>
-      </w:r>
-    </w:p>
-    <w:p>
-      <w:pPr/>
-      <w:r>
-        <w:rPr>
-          <w:lang w:val="ne_NP" w:bidi="ne_NP"/>
-        </w:rPr>
-      </w:r>
-    </w:p>
-    <w:p>
-      <w:pPr>
-        <w:pStyle w:val="Heading2"/>
-      </w:pPr>
-      <w:r>
-        <w:rPr>
-          <w:lang w:val="ne_NP" w:bidi="ne_NP"/>
-        </w:rPr>
-        <w:t>2 Thessalonians 2:13</w:t>
-      </w:r>
-      <w:r>
-        <w:rPr>
-          <w:lang w:val="ne_NP" w:bidi="ne_NP"/>
-        </w:rPr>
-      </w:r>
-    </w:p>
-    <w:p>
-      <w:pPr/>
-      <w:r>
-        <w:rPr>
-          <w:lang w:val="ne_NP" w:bidi="ne_NP"/>
-        </w:rPr>
-      </w:r>
-      <w:r>
-        <w:rPr>
-          <w:vertAlign w:val="superscript"/>
-          <w:lang w:val="ne_NP" w:bidi="ne_NP"/>
-        </w:rPr>
-        <w:t>13</w:t>
-      </w:r>
-      <w:r>
-        <w:rPr>
-          <w:lang w:val="ne_NP" w:bidi="ne_NP"/>
-        </w:rPr>
-        <w:t xml:space="preserve"> तर प्रभुद्वारा प्रेम गरिएका हे दाजुभाइ-दिदीबहिनीहरू हो, तिमीहरूका लागि हामीले परमेश्‍वरलाई सधैँ धन्यवाद चढाउनैपर्छ; किनकि परमेश्‍वरले तिमीहरूलाई पवित्र आत्माको शुद्धीकरणद्वारा र सत्यतामाथिको विश्‍वासद्वारा सुरुदेखि नै मुक्तिको लागि पहिलो फलको रूपमा चुन्‍नुभयो।</w:t>
-      </w:r>
-      <w:r>
-        <w:rPr>
-          <w:lang w:val="ne_NP" w:bidi="ne_NP"/>
-        </w:rPr>
-      </w:r>
-      <w:r>
-        <w:rPr>
-          <w:lang w:val="ne_NP" w:bidi="ne_NP"/>
-        </w:rPr>
-      </w:r>
-    </w:p>
-    <w:p>
-      <w:pPr/>
-      <w:r>
-        <w:rPr>
-          <w:lang w:val="ne_NP" w:bidi="ne_NP"/>
-        </w:rPr>
-      </w:r>
-    </w:p>
-    <w:p>
-      <w:pPr>
-        <w:pStyle w:val="Heading2"/>
-      </w:pPr>
-      <w:r>
-        <w:rPr>
-          <w:lang w:val="ne_NP" w:bidi="ne_NP"/>
-        </w:rPr>
-        <w:t>2 Thessalonians 2:14</w:t>
-      </w:r>
-      <w:r>
-        <w:rPr>
-          <w:lang w:val="ne_NP" w:bidi="ne_NP"/>
-        </w:rPr>
-      </w:r>
-    </w:p>
-    <w:p>
-      <w:pPr/>
-      <w:r>
-        <w:rPr>
-          <w:lang w:val="ne_NP" w:bidi="ne_NP"/>
-        </w:rPr>
-      </w:r>
-      <w:r>
-        <w:rPr>
-          <w:vertAlign w:val="superscript"/>
-          <w:lang w:val="ne_NP" w:bidi="ne_NP"/>
-        </w:rPr>
-        <w:t>14</w:t>
-      </w:r>
-      <w:r>
-        <w:rPr>
-          <w:lang w:val="ne_NP" w:bidi="ne_NP"/>
-        </w:rPr>
-        <w:t xml:space="preserve"> उहाँले तिमीहरूलाई हामीले प्रचार गरेको सुसमाचारद्वारा यसैको निम्ति बोलाउनुभयो, ताकि तिमीहरू पनि हाम्रा प्रभु येशू ख्रीष्‍टको महिमामा सहभागी हुन सक।</w:t>
-      </w:r>
-      <w:r>
-        <w:rPr>
-          <w:lang w:val="ne_NP" w:bidi="ne_NP"/>
-        </w:rPr>
-      </w:r>
-      <w:r>
-        <w:rPr>
-          <w:lang w:val="ne_NP" w:bidi="ne_NP"/>
-        </w:rPr>
-      </w:r>
-    </w:p>
-    <w:p>
-      <w:pPr/>
-      <w:r>
-        <w:rPr>
-          <w:lang w:val="ne_NP" w:bidi="ne_NP"/>
-        </w:rPr>
-      </w:r>
-    </w:p>
-    <w:p>
-      <w:pPr>
-        <w:pStyle w:val="Heading2"/>
-      </w:pPr>
-      <w:r>
-        <w:rPr>
-          <w:lang w:val="ne_NP" w:bidi="ne_NP"/>
-        </w:rPr>
-        <w:t>2 Thessalonians 2:15</w:t>
-      </w:r>
-      <w:r>
-        <w:rPr>
-          <w:lang w:val="ne_NP" w:bidi="ne_NP"/>
-        </w:rPr>
-      </w:r>
-    </w:p>
-    <w:p>
-      <w:pPr/>
-      <w:r>
-        <w:rPr>
-          <w:lang w:val="ne_NP" w:bidi="ne_NP"/>
-        </w:rPr>
-      </w:r>
-      <w:r>
-        <w:rPr>
-          <w:vertAlign w:val="superscript"/>
-          <w:lang w:val="ne_NP" w:bidi="ne_NP"/>
-        </w:rPr>
-        <w:t>15</w:t>
-      </w:r>
-      <w:r>
-        <w:rPr>
-          <w:lang w:val="ne_NP" w:bidi="ne_NP"/>
-        </w:rPr>
-        <w:t xml:space="preserve"> यसकारण दाजुभाइ-दिदीबहिनीहरू हो, हामीले तिमीहरूलाई मुखका वचनद्वारा अथवा पत्रद्वारा दिइएका शिक्षाहरूमा अटल रहनू र यसलाई थामिराख्नू।</w:t>
-      </w:r>
-      <w:r>
-        <w:rPr>
-          <w:lang w:val="ne_NP" w:bidi="ne_NP"/>
-        </w:rPr>
-      </w:r>
-      <w:r>
-        <w:rPr>
-          <w:lang w:val="ne_NP" w:bidi="ne_NP"/>
-        </w:rPr>
-      </w:r>
-    </w:p>
-    <w:p>
-      <w:pPr/>
-      <w:r>
-        <w:rPr>
-          <w:lang w:val="ne_NP" w:bidi="ne_NP"/>
-        </w:rPr>
-      </w:r>
-    </w:p>
-    <w:p>
-      <w:pPr>
-        <w:pStyle w:val="Heading2"/>
-      </w:pPr>
-      <w:r>
-        <w:rPr>
-          <w:lang w:val="ne_NP" w:bidi="ne_NP"/>
-        </w:rPr>
-        <w:t>2 Thessalonians 2:16</w:t>
-      </w:r>
-      <w:r>
-        <w:rPr>
-          <w:lang w:val="ne_NP" w:bidi="ne_NP"/>
-        </w:rPr>
-      </w:r>
-    </w:p>
-    <w:p>
-      <w:pPr/>
-      <w:r>
-        <w:rPr>
-          <w:lang w:val="ne_NP" w:bidi="ne_NP"/>
-        </w:rPr>
-      </w:r>
-      <w:r>
-        <w:rPr>
-          <w:vertAlign w:val="superscript"/>
-          <w:lang w:val="ne_NP" w:bidi="ne_NP"/>
-        </w:rPr>
-        <w:t>16</w:t>
-      </w:r>
-      <w:r>
-        <w:rPr>
-          <w:lang w:val="ne_NP" w:bidi="ne_NP"/>
-        </w:rPr>
-        <w:t xml:space="preserve"> हाम्रा प्रभु येशू ख्रीष्‍ट आफैँले, र हाम्रा परमेश्‍वर पिता, जसले हामीलाई प्रेम गर्नुभयो; अनि हामीलाई अनन्तको उत्साह र असल आशा उहाँको अनुग्रहद्वारा दिनुभयो;</w:t>
-      </w:r>
-      <w:r>
-        <w:rPr>
-          <w:lang w:val="ne_NP" w:bidi="ne_NP"/>
-        </w:rPr>
-      </w:r>
-      <w:r>
-        <w:rPr>
-          <w:lang w:val="ne_NP" w:bidi="ne_NP"/>
-        </w:rPr>
-      </w:r>
-    </w:p>
-    <w:p>
-      <w:pPr/>
-      <w:r>
-        <w:rPr>
-          <w:lang w:val="ne_NP" w:bidi="ne_NP"/>
-        </w:rPr>
-      </w:r>
-    </w:p>
-    <w:p>
-      <w:pPr>
-        <w:pStyle w:val="Heading2"/>
-      </w:pPr>
-      <w:r>
-        <w:rPr>
-          <w:lang w:val="ne_NP" w:bidi="ne_NP"/>
-        </w:rPr>
-        <w:t>2 Thessalonians 2:17</w:t>
-      </w:r>
-      <w:r>
-        <w:rPr>
-          <w:lang w:val="ne_NP" w:bidi="ne_NP"/>
-        </w:rPr>
-      </w:r>
-    </w:p>
-    <w:p>
-      <w:pPr/>
-      <w:r>
-        <w:rPr>
-          <w:lang w:val="ne_NP" w:bidi="ne_NP"/>
-        </w:rPr>
-      </w:r>
-      <w:r>
-        <w:rPr>
-          <w:vertAlign w:val="superscript"/>
-          <w:lang w:val="ne_NP" w:bidi="ne_NP"/>
-        </w:rPr>
         <w:t>17</w:t>
       </w:r>
       <w:r>
         <w:rPr>
           <w:lang w:val="ne_NP" w:bidi="ne_NP"/>
         </w:rPr>
-        <w:t xml:space="preserve"> उहाँले नै तिमीहरूका हृदयलाई उत्साहित र तिमीहरूलाई हरेक असल काम र वचनमा बलियो पारून्।</w:t>
-      </w:r>
-      <w:r>
-        <w:rPr>
-          <w:lang w:val="ne_NP" w:bidi="ne_NP"/>
-        </w:rPr>
-      </w:r>
-      <w:r>
-        <w:rPr>
-          <w:lang w:val="ne_NP" w:bidi="ne_NP"/>
-        </w:rPr>
-      </w:r>
-    </w:p>
-    <w:p>
-      <w:pPr/>
-      <w:r>
-        <w:rPr>
-          <w:lang w:val="ne_NP" w:bidi="ne_NP"/>
-        </w:rPr>
-      </w:r>
-    </w:p>
-    <w:p>
-      <w:pPr>
-        <w:pStyle w:val="Heading2"/>
-      </w:pPr>
-      <w:r>
-        <w:rPr>
-          <w:lang w:val="ne_NP" w:bidi="ne_NP"/>
-        </w:rPr>
-        <w:t>2 Thessalonians 3:1</w:t>
-      </w:r>
-      <w:r>
-        <w:rPr>
-          <w:lang w:val="ne_NP" w:bidi="ne_NP"/>
-        </w:rPr>
-      </w:r>
-    </w:p>
-    <w:p>
-      <w:pPr/>
-      <w:r>
-        <w:rPr>
-          <w:lang w:val="ne_NP" w:bidi="ne_NP"/>
-        </w:rPr>
-      </w:r>
-      <w:r>
-        <w:rPr>
-          <w:vertAlign w:val="superscript"/>
-          <w:lang w:val="ne_NP" w:bidi="ne_NP"/>
-        </w:rPr>
-        <w:t>1</w:t>
-      </w:r>
-      <w:r>
-        <w:rPr>
-          <w:lang w:val="ne_NP" w:bidi="ne_NP"/>
-        </w:rPr>
-        <w:t xml:space="preserve"> अन्त्यमा दाजुभाइ-दिदीबहिनीहरू हो, हाम्रो लागि प्रार्थना गरिदेओ; यसकारणले कि प्रभुको सन्देश तीव्रतासाथ फैलिओस् र तिमीहरूका माझमा पुगेझैँ सबैतिर महिमित भएको होस्।</w:t>
-      </w:r>
-      <w:r>
-        <w:rPr>
-          <w:lang w:val="ne_NP" w:bidi="ne_NP"/>
-        </w:rPr>
-      </w:r>
-      <w:r>
-        <w:rPr>
-          <w:lang w:val="ne_NP" w:bidi="ne_NP"/>
-        </w:rPr>
-      </w:r>
-    </w:p>
-    <w:p>
-      <w:pPr/>
-      <w:r>
-        <w:rPr>
-          <w:lang w:val="ne_NP" w:bidi="ne_NP"/>
-        </w:rPr>
-      </w:r>
-    </w:p>
-    <w:p>
-      <w:pPr>
-        <w:pStyle w:val="Heading2"/>
-      </w:pPr>
-      <w:r>
-        <w:rPr>
-          <w:lang w:val="ne_NP" w:bidi="ne_NP"/>
-        </w:rPr>
-        <w:t>2 Thessalonians 3:2</w:t>
-      </w:r>
-      <w:r>
-        <w:rPr>
-          <w:lang w:val="ne_NP" w:bidi="ne_NP"/>
-        </w:rPr>
-      </w:r>
-    </w:p>
-    <w:p>
-      <w:pPr/>
-      <w:r>
-        <w:rPr>
-          <w:lang w:val="ne_NP" w:bidi="ne_NP"/>
-        </w:rPr>
-      </w:r>
-      <w:r>
-        <w:rPr>
-          <w:vertAlign w:val="superscript"/>
-          <w:lang w:val="ne_NP" w:bidi="ne_NP"/>
-        </w:rPr>
-        <w:t>2</w:t>
-      </w:r>
-      <w:r>
-        <w:rPr>
-          <w:lang w:val="ne_NP" w:bidi="ne_NP"/>
-        </w:rPr>
-        <w:t xml:space="preserve"> सबै जनासँग विश्‍वास हुँदैन; त्यसकारण हामी दुष्‍ट र खराब मानिसहरूको हातबाट छुटकारा पाउन सकौँ भनेर प्रार्थना गरिदेओ।</w:t>
-      </w:r>
-      <w:r>
-        <w:rPr>
-          <w:lang w:val="ne_NP" w:bidi="ne_NP"/>
-        </w:rPr>
-      </w:r>
-      <w:r>
-        <w:rPr>
-          <w:lang w:val="ne_NP" w:bidi="ne_NP"/>
-        </w:rPr>
-      </w:r>
-    </w:p>
-    <w:p>
-      <w:pPr/>
-      <w:r>
-        <w:rPr>
-          <w:lang w:val="ne_NP" w:bidi="ne_NP"/>
-        </w:rPr>
-      </w:r>
-    </w:p>
-    <w:p>
-      <w:pPr>
-        <w:pStyle w:val="Heading2"/>
-      </w:pPr>
-      <w:r>
-        <w:rPr>
-          <w:lang w:val="ne_NP" w:bidi="ne_NP"/>
-        </w:rPr>
-        <w:t>2 Thessalonians 3:3</w:t>
-      </w:r>
-      <w:r>
-        <w:rPr>
-          <w:lang w:val="ne_NP" w:bidi="ne_NP"/>
-        </w:rPr>
-      </w:r>
-    </w:p>
-    <w:p>
-      <w:pPr/>
-      <w:r>
-        <w:rPr>
-          <w:lang w:val="ne_NP" w:bidi="ne_NP"/>
-        </w:rPr>
-      </w:r>
-      <w:r>
-        <w:rPr>
-          <w:vertAlign w:val="superscript"/>
-          <w:lang w:val="ne_NP" w:bidi="ne_NP"/>
-        </w:rPr>
-        <w:t>3</w:t>
-      </w:r>
-      <w:r>
-        <w:rPr>
-          <w:lang w:val="ne_NP" w:bidi="ne_NP"/>
-        </w:rPr>
-        <w:t xml:space="preserve"> तर प्रभु विश्‍वासयोग्य हुनुहुन्छ, र उहाँले तिमीहरूलाई सामर्थ्य दिनुहुनेछ र शैतानबाट रक्षा गर्नुहुनेछ।</w:t>
-      </w:r>
-      <w:r>
-        <w:rPr>
-          <w:lang w:val="ne_NP" w:bidi="ne_NP"/>
-        </w:rPr>
-      </w:r>
-      <w:r>
-        <w:rPr>
-          <w:lang w:val="ne_NP" w:bidi="ne_NP"/>
-        </w:rPr>
-      </w:r>
-    </w:p>
-    <w:p>
-      <w:pPr/>
-      <w:r>
-        <w:rPr>
-          <w:lang w:val="ne_NP" w:bidi="ne_NP"/>
-        </w:rPr>
-      </w:r>
-    </w:p>
-    <w:p>
-      <w:pPr>
-        <w:pStyle w:val="Heading2"/>
-      </w:pPr>
-      <w:r>
-        <w:rPr>
-          <w:lang w:val="ne_NP" w:bidi="ne_NP"/>
-        </w:rPr>
-        <w:t>2 Thessalonians 3:4</w:t>
-      </w:r>
-      <w:r>
-        <w:rPr>
-          <w:lang w:val="ne_NP" w:bidi="ne_NP"/>
-        </w:rPr>
-      </w:r>
-    </w:p>
-    <w:p>
-      <w:pPr/>
-      <w:r>
-        <w:rPr>
-          <w:lang w:val="ne_NP" w:bidi="ne_NP"/>
-        </w:rPr>
-      </w:r>
-      <w:r>
-        <w:rPr>
-          <w:vertAlign w:val="superscript"/>
-          <w:lang w:val="ne_NP" w:bidi="ne_NP"/>
-        </w:rPr>
-        <w:t>4</w:t>
-      </w:r>
-      <w:r>
-        <w:rPr>
-          <w:lang w:val="ne_NP" w:bidi="ne_NP"/>
-        </w:rPr>
-        <w:t xml:space="preserve"> हाम्रा आज्ञाहरू तिमीहरूले पालन गरिरहेका छौ र गरी नै रहनेछौ भनी हामी प्रभुमा निश्‍चित छौँ।</w:t>
-      </w:r>
-      <w:r>
-        <w:rPr>
-          <w:lang w:val="ne_NP" w:bidi="ne_NP"/>
-        </w:rPr>
-      </w:r>
-      <w:r>
-        <w:rPr>
-          <w:lang w:val="ne_NP" w:bidi="ne_NP"/>
-        </w:rPr>
-      </w:r>
-    </w:p>
-    <w:p>
-      <w:pPr/>
-      <w:r>
-        <w:rPr>
-          <w:lang w:val="ne_NP" w:bidi="ne_NP"/>
-        </w:rPr>
-      </w:r>
-    </w:p>
-    <w:p>
-      <w:pPr>
-        <w:pStyle w:val="Heading2"/>
-      </w:pPr>
-      <w:r>
-        <w:rPr>
-          <w:lang w:val="ne_NP" w:bidi="ne_NP"/>
-        </w:rPr>
-        <w:t>2 Thessalonians 3:5</w:t>
-      </w:r>
-      <w:r>
-        <w:rPr>
-          <w:lang w:val="ne_NP" w:bidi="ne_NP"/>
-        </w:rPr>
-      </w:r>
-    </w:p>
-    <w:p>
-      <w:pPr/>
-      <w:r>
-        <w:rPr>
-          <w:lang w:val="ne_NP" w:bidi="ne_NP"/>
-        </w:rPr>
-      </w:r>
-      <w:r>
-        <w:rPr>
-          <w:vertAlign w:val="superscript"/>
-          <w:lang w:val="ne_NP" w:bidi="ne_NP"/>
-        </w:rPr>
-        <w:t>5</w:t>
-      </w:r>
-      <w:r>
-        <w:rPr>
-          <w:lang w:val="ne_NP" w:bidi="ne_NP"/>
-        </w:rPr>
-        <w:t xml:space="preserve"> प्रभुले तिमीहरूका हृदयलाई परमेश्‍वरको प्रेम र ख्रीष्‍टको धैर्यतामा डोर्‍याऊन्।</w:t>
-      </w:r>
-      <w:r>
-        <w:rPr>
-          <w:lang w:val="ne_NP" w:bidi="ne_NP"/>
-        </w:rPr>
-      </w:r>
-      <w:r>
-        <w:rPr>
-          <w:lang w:val="ne_NP" w:bidi="ne_NP"/>
-        </w:rPr>
-      </w:r>
-    </w:p>
-    <w:p>
-      <w:pPr/>
-      <w:r>
-        <w:rPr>
-          <w:lang w:val="ne_NP" w:bidi="ne_NP"/>
-        </w:rPr>
-      </w:r>
-    </w:p>
-    <w:p>
-      <w:pPr>
-        <w:pStyle w:val="Heading2"/>
-      </w:pPr>
-      <w:r>
-        <w:rPr>
-          <w:lang w:val="ne_NP" w:bidi="ne_NP"/>
-        </w:rPr>
-        <w:t>2 Thessalonians 3:6</w:t>
-      </w:r>
-      <w:r>
-        <w:rPr>
-          <w:lang w:val="ne_NP" w:bidi="ne_NP"/>
-        </w:rPr>
-      </w:r>
-    </w:p>
-    <w:p>
-      <w:pPr/>
-      <w:r>
-        <w:rPr>
-          <w:lang w:val="ne_NP" w:bidi="ne_NP"/>
-        </w:rPr>
-      </w:r>
-      <w:r>
-        <w:rPr>
-          <w:vertAlign w:val="superscript"/>
-          <w:lang w:val="ne_NP" w:bidi="ne_NP"/>
-        </w:rPr>
-        <w:t>6</w:t>
-      </w:r>
-      <w:r>
-        <w:rPr>
-          <w:lang w:val="ne_NP" w:bidi="ne_NP"/>
-        </w:rPr>
-        <w:t xml:space="preserve"> हे दाजुभाइ-दिदीबहिनीहरू हो, प्रभु येशू ख्रीष्‍टको नाममा हामी तिमीहरूलाई आज्ञा गर्दर्छौँ, जो विश्‍वासी अल्छे छ र बाधा पुर्‍याउने गर्छ; अनि हामीबाट पाएका शिक्षाअनुसार चल्दैन, त्यस्ता हरेक विश्‍वासीबाट अलग बस।</w:t>
-      </w:r>
-      <w:r>
-        <w:rPr>
-          <w:lang w:val="ne_NP" w:bidi="ne_NP"/>
-        </w:rPr>
-      </w:r>
-      <w:r>
-        <w:rPr>
-          <w:lang w:val="ne_NP" w:bidi="ne_NP"/>
-        </w:rPr>
-      </w:r>
-    </w:p>
-    <w:p>
-      <w:pPr/>
-      <w:r>
-        <w:rPr>
-          <w:lang w:val="ne_NP" w:bidi="ne_NP"/>
-        </w:rPr>
-      </w:r>
-    </w:p>
-    <w:p>
-      <w:pPr>
-        <w:pStyle w:val="Heading2"/>
-      </w:pPr>
-      <w:r>
-        <w:rPr>
-          <w:lang w:val="ne_NP" w:bidi="ne_NP"/>
-        </w:rPr>
-        <w:t>2 Thessalonians 3:7</w:t>
-      </w:r>
-      <w:r>
-        <w:rPr>
-          <w:lang w:val="ne_NP" w:bidi="ne_NP"/>
-        </w:rPr>
-      </w:r>
-    </w:p>
-    <w:p>
-      <w:pPr/>
-      <w:r>
-        <w:rPr>
-          <w:lang w:val="ne_NP" w:bidi="ne_NP"/>
-        </w:rPr>
-      </w:r>
-      <w:r>
-        <w:rPr>
-          <w:vertAlign w:val="superscript"/>
-          <w:lang w:val="ne_NP" w:bidi="ne_NP"/>
-        </w:rPr>
-        <w:t>7</w:t>
-      </w:r>
-      <w:r>
-        <w:rPr>
-          <w:lang w:val="ne_NP" w:bidi="ne_NP"/>
-        </w:rPr>
-        <w:t xml:space="preserve"> किनकि तिमीहरूले हाम्रो नमुना कसरी लिनुपर्छ, सो तिमीहरू आफैँलाई थाहा छ। हामी तिमीहरूसँग हुँदा अल्छे भएर बसेनौँ,</w:t>
-      </w:r>
-      <w:r>
-        <w:rPr>
-          <w:lang w:val="ne_NP" w:bidi="ne_NP"/>
-        </w:rPr>
-      </w:r>
-      <w:r>
-        <w:rPr>
-          <w:lang w:val="ne_NP" w:bidi="ne_NP"/>
-        </w:rPr>
-      </w:r>
-    </w:p>
-    <w:p>
-      <w:pPr/>
-      <w:r>
-        <w:rPr>
-          <w:lang w:val="ne_NP" w:bidi="ne_NP"/>
-        </w:rPr>
-      </w:r>
-    </w:p>
-    <w:p>
-      <w:pPr>
-        <w:pStyle w:val="Heading2"/>
-      </w:pPr>
-      <w:r>
-        <w:rPr>
-          <w:lang w:val="ne_NP" w:bidi="ne_NP"/>
-        </w:rPr>
-        <w:t>2 Thessalonians 3:8</w:t>
-      </w:r>
-      <w:r>
-        <w:rPr>
-          <w:lang w:val="ne_NP" w:bidi="ne_NP"/>
-        </w:rPr>
-      </w:r>
-    </w:p>
-    <w:p>
-      <w:pPr/>
-      <w:r>
-        <w:rPr>
-          <w:lang w:val="ne_NP" w:bidi="ne_NP"/>
-        </w:rPr>
-      </w:r>
-      <w:r>
-        <w:rPr>
-          <w:vertAlign w:val="superscript"/>
-          <w:lang w:val="ne_NP" w:bidi="ne_NP"/>
-        </w:rPr>
-        <w:t>8</w:t>
-      </w:r>
-      <w:r>
-        <w:rPr>
-          <w:lang w:val="ne_NP" w:bidi="ne_NP"/>
-        </w:rPr>
-        <w:t xml:space="preserve"> न त हामीले सित्तैँमा कसैको खाना नै खायौँ। बरु तिमीहरू कसैको हामी भार नबनौँ भनेर दिनरात कडा परिश्रमका साथ काम गर्‍यौँ।</w:t>
-      </w:r>
-      <w:r>
-        <w:rPr>
-          <w:lang w:val="ne_NP" w:bidi="ne_NP"/>
-        </w:rPr>
-      </w:r>
-      <w:r>
-        <w:rPr>
-          <w:lang w:val="ne_NP" w:bidi="ne_NP"/>
-        </w:rPr>
-      </w:r>
-    </w:p>
-    <w:p>
-      <w:pPr/>
-      <w:r>
-        <w:rPr>
-          <w:lang w:val="ne_NP" w:bidi="ne_NP"/>
-        </w:rPr>
-      </w:r>
-    </w:p>
-    <w:p>
-      <w:pPr>
-        <w:pStyle w:val="Heading2"/>
-      </w:pPr>
-      <w:r>
-        <w:rPr>
-          <w:lang w:val="ne_NP" w:bidi="ne_NP"/>
-        </w:rPr>
-        <w:t>2 Thessalonians 3:9</w:t>
-      </w:r>
-      <w:r>
-        <w:rPr>
-          <w:lang w:val="ne_NP" w:bidi="ne_NP"/>
-        </w:rPr>
-      </w:r>
-    </w:p>
-    <w:p>
-      <w:pPr/>
-      <w:r>
-        <w:rPr>
-          <w:lang w:val="ne_NP" w:bidi="ne_NP"/>
-        </w:rPr>
-      </w:r>
-      <w:r>
-        <w:rPr>
-          <w:vertAlign w:val="superscript"/>
-          <w:lang w:val="ne_NP" w:bidi="ne_NP"/>
-        </w:rPr>
-        <w:t>9</w:t>
-      </w:r>
-      <w:r>
-        <w:rPr>
-          <w:lang w:val="ne_NP" w:bidi="ne_NP"/>
-        </w:rPr>
-        <w:t xml:space="preserve"> हामीलाई सहायता पाउने हक नभएर होइन, तर तिमीहरूले हाम्रो अनुकरण गर्न सक भनेर तिमीहरूका निम्ति हामीले आफूलाई नमुना बनाउन यसो गरेका थियौँ।</w:t>
-      </w:r>
-      <w:r>
-        <w:rPr>
-          <w:lang w:val="ne_NP" w:bidi="ne_NP"/>
-        </w:rPr>
-      </w:r>
-      <w:r>
-        <w:rPr>
-          <w:lang w:val="ne_NP" w:bidi="ne_NP"/>
-        </w:rPr>
-      </w:r>
-    </w:p>
-    <w:p>
-      <w:pPr/>
-      <w:r>
-        <w:rPr>
-          <w:lang w:val="ne_NP" w:bidi="ne_NP"/>
-        </w:rPr>
-      </w:r>
-    </w:p>
-    <w:p>
-      <w:pPr>
-        <w:pStyle w:val="Heading2"/>
-      </w:pPr>
-      <w:r>
-        <w:rPr>
-          <w:lang w:val="ne_NP" w:bidi="ne_NP"/>
-        </w:rPr>
-        <w:t>2 Thessalonians 3:10</w:t>
-      </w:r>
-      <w:r>
-        <w:rPr>
-          <w:lang w:val="ne_NP" w:bidi="ne_NP"/>
-        </w:rPr>
-      </w:r>
-    </w:p>
-    <w:p>
-      <w:pPr/>
-      <w:r>
-        <w:rPr>
-          <w:lang w:val="ne_NP" w:bidi="ne_NP"/>
-        </w:rPr>
-      </w:r>
-      <w:r>
-        <w:rPr>
-          <w:vertAlign w:val="superscript"/>
-          <w:lang w:val="ne_NP" w:bidi="ne_NP"/>
-        </w:rPr>
-        <w:t>10</w:t>
-      </w:r>
-      <w:r>
-        <w:rPr>
-          <w:lang w:val="ne_NP" w:bidi="ne_NP"/>
-        </w:rPr>
-        <w:t xml:space="preserve"> किनकि जब हामी तिमीहरूसँग थियौँ, हामीले तिमीहरूलाई यो आज्ञा दिएका थियौँ, “यदि कुनै मानिसले काम गर्दैन भने त्यसले खाँदै नखाओस्।”</w:t>
-      </w:r>
-      <w:r>
-        <w:rPr>
-          <w:lang w:val="ne_NP" w:bidi="ne_NP"/>
-        </w:rPr>
-      </w:r>
-      <w:r>
-        <w:rPr>
-          <w:lang w:val="ne_NP" w:bidi="ne_NP"/>
-        </w:rPr>
-      </w:r>
-    </w:p>
-    <w:p>
-      <w:pPr/>
-      <w:r>
-        <w:rPr>
-          <w:lang w:val="ne_NP" w:bidi="ne_NP"/>
-        </w:rPr>
-      </w:r>
-    </w:p>
-    <w:p>
-      <w:pPr>
-        <w:pStyle w:val="Heading2"/>
-      </w:pPr>
-      <w:r>
-        <w:rPr>
-          <w:lang w:val="ne_NP" w:bidi="ne_NP"/>
-        </w:rPr>
-        <w:t>2 Thessalonians 3:11</w:t>
-      </w:r>
-      <w:r>
-        <w:rPr>
-          <w:lang w:val="ne_NP" w:bidi="ne_NP"/>
-        </w:rPr>
-      </w:r>
-    </w:p>
-    <w:p>
-      <w:pPr/>
-      <w:r>
-        <w:rPr>
-          <w:lang w:val="ne_NP" w:bidi="ne_NP"/>
-        </w:rPr>
-      </w:r>
-      <w:r>
-        <w:rPr>
-          <w:vertAlign w:val="superscript"/>
-          <w:lang w:val="ne_NP" w:bidi="ne_NP"/>
-        </w:rPr>
-        <w:t>11</w:t>
-      </w:r>
-      <w:r>
-        <w:rPr>
-          <w:lang w:val="ne_NP" w:bidi="ne_NP"/>
-        </w:rPr>
-        <w:t xml:space="preserve"> तिमीहरूमध्ये कोही-कोही अल्छे छन्, र बाधा पुर्‍याउने गर्छन् भनी हामी सुन्छौँ। तिनीहरू आफैँ त काम गर्दैनन्, तर अर्काको काममा व्यर्थै हात हाल्छन्।</w:t>
-      </w:r>
-      <w:r>
-        <w:rPr>
-          <w:lang w:val="ne_NP" w:bidi="ne_NP"/>
-        </w:rPr>
-      </w:r>
-      <w:r>
-        <w:rPr>
-          <w:lang w:val="ne_NP" w:bidi="ne_NP"/>
-        </w:rPr>
-      </w:r>
-    </w:p>
-    <w:p>
-      <w:pPr/>
-      <w:r>
-        <w:rPr>
-          <w:lang w:val="ne_NP" w:bidi="ne_NP"/>
-        </w:rPr>
-      </w:r>
-    </w:p>
-    <w:p>
-      <w:pPr>
-        <w:pStyle w:val="Heading2"/>
-      </w:pPr>
-      <w:r>
-        <w:rPr>
-          <w:lang w:val="ne_NP" w:bidi="ne_NP"/>
-        </w:rPr>
-        <w:t>2 Thessalonians 3:12</w:t>
-      </w:r>
-      <w:r>
-        <w:rPr>
-          <w:lang w:val="ne_NP" w:bidi="ne_NP"/>
-        </w:rPr>
-      </w:r>
-    </w:p>
-    <w:p>
-      <w:pPr/>
-      <w:r>
-        <w:rPr>
-          <w:lang w:val="ne_NP" w:bidi="ne_NP"/>
-        </w:rPr>
-      </w:r>
-      <w:r>
-        <w:rPr>
-          <w:vertAlign w:val="superscript"/>
-          <w:lang w:val="ne_NP" w:bidi="ne_NP"/>
-        </w:rPr>
-        <w:t>12</w:t>
-      </w:r>
-      <w:r>
-        <w:rPr>
-          <w:lang w:val="ne_NP" w:bidi="ne_NP"/>
-        </w:rPr>
-        <w:t xml:space="preserve"> यस्ता मानिसहरूलाई हामी प्रभु येशू ख्रीष्‍टमा आज्ञा दिन्छौँ र बिन्ती गर्छौँ: तिनीहरू व्यवस्थित भएर बसून् र आफ्ना भोजन आफैँ जुटाऊन्।</w:t>
-      </w:r>
-      <w:r>
-        <w:rPr>
-          <w:lang w:val="ne_NP" w:bidi="ne_NP"/>
-        </w:rPr>
-      </w:r>
-      <w:r>
-        <w:rPr>
-          <w:lang w:val="ne_NP" w:bidi="ne_NP"/>
-        </w:rPr>
-      </w:r>
-    </w:p>
-    <w:p>
-      <w:pPr/>
-      <w:r>
-        <w:rPr>
-          <w:lang w:val="ne_NP" w:bidi="ne_NP"/>
-        </w:rPr>
-      </w:r>
-    </w:p>
-    <w:p>
-      <w:pPr>
-        <w:pStyle w:val="Heading2"/>
-      </w:pPr>
-      <w:r>
-        <w:rPr>
-          <w:lang w:val="ne_NP" w:bidi="ne_NP"/>
-        </w:rPr>
-        <w:t>2 Thessalonians 3:13</w:t>
-      </w:r>
-      <w:r>
-        <w:rPr>
-          <w:lang w:val="ne_NP" w:bidi="ne_NP"/>
-        </w:rPr>
-      </w:r>
-    </w:p>
-    <w:p>
-      <w:pPr/>
-      <w:r>
-        <w:rPr>
-          <w:lang w:val="ne_NP" w:bidi="ne_NP"/>
-        </w:rPr>
-      </w:r>
-      <w:r>
-        <w:rPr>
-          <w:vertAlign w:val="superscript"/>
-          <w:lang w:val="ne_NP" w:bidi="ne_NP"/>
-        </w:rPr>
-        <w:t>13</w:t>
-      </w:r>
-      <w:r>
-        <w:rPr>
-          <w:lang w:val="ne_NP" w:bidi="ne_NP"/>
-        </w:rPr>
-        <w:t xml:space="preserve"> अनि दाजुभाइ-दिदीबहिनीहरू हो, तिमीहरूचाहिँ भलाइ गर्नमा कहिल्यै नथाक।</w:t>
-      </w:r>
-      <w:r>
-        <w:rPr>
-          <w:lang w:val="ne_NP" w:bidi="ne_NP"/>
-        </w:rPr>
-      </w:r>
-      <w:r>
-        <w:rPr>
-          <w:lang w:val="ne_NP" w:bidi="ne_NP"/>
-        </w:rPr>
-      </w:r>
-    </w:p>
-    <w:p>
-      <w:pPr/>
-      <w:r>
-        <w:rPr>
-          <w:lang w:val="ne_NP" w:bidi="ne_NP"/>
-        </w:rPr>
-      </w:r>
-    </w:p>
-    <w:p>
-      <w:pPr>
-        <w:pStyle w:val="Heading2"/>
-      </w:pPr>
-      <w:r>
-        <w:rPr>
-          <w:lang w:val="ne_NP" w:bidi="ne_NP"/>
-        </w:rPr>
-        <w:t>2 Thessalonians 3:14</w:t>
-      </w:r>
-      <w:r>
-        <w:rPr>
-          <w:lang w:val="ne_NP" w:bidi="ne_NP"/>
-        </w:rPr>
-      </w:r>
-    </w:p>
-    <w:p>
-      <w:pPr/>
-      <w:r>
-        <w:rPr>
-          <w:lang w:val="ne_NP" w:bidi="ne_NP"/>
-        </w:rPr>
-      </w:r>
-      <w:r>
-        <w:rPr>
-          <w:vertAlign w:val="superscript"/>
-          <w:lang w:val="ne_NP" w:bidi="ne_NP"/>
-        </w:rPr>
-        <w:t>14</w:t>
-      </w:r>
-      <w:r>
-        <w:rPr>
-          <w:lang w:val="ne_NP" w:bidi="ne_NP"/>
-        </w:rPr>
-        <w:t xml:space="preserve"> यदि कसैले यस पत्रमा हामीले लेखेका निर्देशन पालन गर्दैन भने त्यसलाई चिनिराख र त्यससँग सम्बन्ध नराख, ताकि त्यो आफैँ शर्ममा परोस्।</w:t>
-      </w:r>
-      <w:r>
-        <w:rPr>
-          <w:lang w:val="ne_NP" w:bidi="ne_NP"/>
-        </w:rPr>
-      </w:r>
-      <w:r>
-        <w:rPr>
-          <w:lang w:val="ne_NP" w:bidi="ne_NP"/>
-        </w:rPr>
-      </w:r>
-    </w:p>
-    <w:p>
-      <w:pPr/>
-      <w:r>
-        <w:rPr>
-          <w:lang w:val="ne_NP" w:bidi="ne_NP"/>
-        </w:rPr>
-      </w:r>
-    </w:p>
-    <w:p>
-      <w:pPr>
-        <w:pStyle w:val="Heading2"/>
-      </w:pPr>
-      <w:r>
-        <w:rPr>
-          <w:lang w:val="ne_NP" w:bidi="ne_NP"/>
-        </w:rPr>
-        <w:t>2 Thessalonians 3:15</w:t>
-      </w:r>
-      <w:r>
-        <w:rPr>
-          <w:lang w:val="ne_NP" w:bidi="ne_NP"/>
-        </w:rPr>
-      </w:r>
-    </w:p>
-    <w:p>
-      <w:pPr/>
-      <w:r>
-        <w:rPr>
-          <w:lang w:val="ne_NP" w:bidi="ne_NP"/>
-        </w:rPr>
-      </w:r>
-      <w:r>
-        <w:rPr>
-          <w:vertAlign w:val="superscript"/>
-          <w:lang w:val="ne_NP" w:bidi="ne_NP"/>
-        </w:rPr>
-        <w:t>15</w:t>
-      </w:r>
-      <w:r>
-        <w:rPr>
-          <w:lang w:val="ne_NP" w:bidi="ne_NP"/>
-        </w:rPr>
-        <w:t xml:space="preserve"> तापनि तिनीहरूलाई शत्रुजस्तो व्यवहार नगर, तर सङ्गी विश्‍वासीलाई जस्तै तिनीहरूलाई चेतावनी देओ।</w:t>
-      </w:r>
-      <w:r>
-        <w:rPr>
-          <w:lang w:val="ne_NP" w:bidi="ne_NP"/>
-        </w:rPr>
-      </w:r>
-      <w:r>
-        <w:rPr>
-          <w:lang w:val="ne_NP" w:bidi="ne_NP"/>
-        </w:rPr>
-      </w:r>
-    </w:p>
-    <w:p>
-      <w:pPr/>
-      <w:r>
-        <w:rPr>
-          <w:lang w:val="ne_NP" w:bidi="ne_NP"/>
-        </w:rPr>
-      </w:r>
-    </w:p>
-    <w:p>
-      <w:pPr>
-        <w:pStyle w:val="Heading2"/>
-      </w:pPr>
-      <w:r>
-        <w:rPr>
-          <w:lang w:val="ne_NP" w:bidi="ne_NP"/>
-        </w:rPr>
-        <w:t>2 Thessalonians 3:16</w:t>
-      </w:r>
-      <w:r>
-        <w:rPr>
-          <w:lang w:val="ne_NP" w:bidi="ne_NP"/>
-        </w:rPr>
-      </w:r>
-    </w:p>
-    <w:p>
-      <w:pPr/>
-      <w:r>
-        <w:rPr>
-          <w:lang w:val="ne_NP" w:bidi="ne_NP"/>
-        </w:rPr>
-      </w:r>
-      <w:r>
-        <w:rPr>
-          <w:vertAlign w:val="superscript"/>
-          <w:lang w:val="ne_NP" w:bidi="ne_NP"/>
-        </w:rPr>
-        <w:t>16</w:t>
-      </w:r>
-      <w:r>
-        <w:rPr>
-          <w:lang w:val="ne_NP" w:bidi="ne_NP"/>
-        </w:rPr>
-        <w:t xml:space="preserve"> अब शान्तिका प्रभु आफैँले हर समय र हरेक किसिमले तिमीहरूलाई शान्ति देऊन्। प्रभु तिमीहरू सबैसित रहिरहून्।</w:t>
-      </w:r>
-      <w:r>
-        <w:rPr>
-          <w:lang w:val="ne_NP" w:bidi="ne_NP"/>
-        </w:rPr>
-      </w:r>
-      <w:r>
-        <w:rPr>
-          <w:lang w:val="ne_NP" w:bidi="ne_NP"/>
-        </w:rPr>
-      </w:r>
-    </w:p>
-    <w:p>
-      <w:pPr/>
-      <w:r>
-        <w:rPr>
-          <w:lang w:val="ne_NP" w:bidi="ne_NP"/>
-        </w:rPr>
-      </w:r>
-    </w:p>
-    <w:p>
-      <w:pPr>
-        <w:pStyle w:val="Heading2"/>
-      </w:pPr>
-      <w:r>
-        <w:rPr>
-          <w:lang w:val="ne_NP" w:bidi="ne_NP"/>
-        </w:rPr>
-        <w:t>2 Thessalonians 3:17</w:t>
-      </w:r>
-      <w:r>
-        <w:rPr>
-          <w:lang w:val="ne_NP" w:bidi="ne_NP"/>
-        </w:rPr>
-      </w:r>
-    </w:p>
-    <w:p>
-      <w:pPr/>
-      <w:r>
-        <w:rPr>
-          <w:lang w:val="ne_NP" w:bidi="ne_NP"/>
-        </w:rPr>
-      </w:r>
-      <w:r>
-        <w:rPr>
-          <w:vertAlign w:val="superscript"/>
-          <w:lang w:val="ne_NP" w:bidi="ne_NP"/>
-        </w:rPr>
-        <w:t>17</w:t>
-      </w:r>
-      <w:r>
-        <w:rPr>
-          <w:lang w:val="ne_NP" w:bidi="ne_NP"/>
-        </w:rPr>
         <w:t xml:space="preserve"> म पावल, आफ्नै हातले यो अभिवादन लेख्दैछु। योचाहिँ मेरा सबै पत्रहरूको प्रमाण हो। यसरी नै म लेख्छु।</w:t>
       </w:r>
       <w:r>
@@ -2791,22 +2090,6 @@
     </w:p>
     <w:p>
       <w:pPr/>
-      <w:r>
-        <w:rPr>
-          <w:lang w:val="ne_NP" w:bidi="ne_NP"/>
-        </w:rPr>
-      </w:r>
-    </w:p>
-    <w:p>
-      <w:pPr>
-        <w:pStyle w:val="Heading2"/>
-      </w:pPr>
-      <w:r>
-        <w:rPr>
-          <w:lang w:val="ne_NP" w:bidi="ne_NP"/>
-        </w:rPr>
-        <w:t>2 Thessalonians 3:18</w:t>
-      </w:r>
       <w:r>
         <w:rPr>
           <w:lang w:val="ne_NP" w:bidi="ne_NP"/>

--- a/nep/docx/53.content.docx
+++ b/nep/docx/53.content.docx
@@ -28,22 +28,6 @@
       </w:r>
     </w:p>
     <w:p>
-      <w:pPr>
-        <w:pStyle w:val="Heading2"/>
-      </w:pPr>
-      <w:r>
-        <w:rPr>
-          <w:lang w:val="ne_NP" w:bidi="ne_NP"/>
-        </w:rPr>
-        <w:t>License Information</w:t>
-      </w:r>
-      <w:r>
-        <w:rPr>
-          <w:lang w:val="ne_NP" w:bidi="ne_NP"/>
-        </w:rPr>
-      </w:r>
-    </w:p>
-    <w:p>
       <w:pPr/>
       <w:r>
         <w:rPr>
@@ -61,13 +45,7 @@
         <w:rPr>
           <w:lang w:val="ne_NP" w:bidi="ne_NP"/>
         </w:rPr>
-        <w:t xml:space="preserve"> (Nepali) is based on</w:t>
-      </w:r>
-      <w:r>
-        <w:rPr>
-          <w:lang w:val="ne_NP" w:bidi="ne_NP"/>
-        </w:rPr>
-        <w:t xml:space="preserve">: </w:t>
+        <w:t xml:space="preserve"> (Nepali) is based on: </w:t>
       </w:r>
       <w:r>
         <w:rPr>
@@ -188,19 +166,6 @@
       <w:pPr>
         <w:pStyle w:val="Heading2"/>
       </w:pPr>
-      <w:r>
-        <w:rPr>
-          <w:lang w:val="ne_NP" w:bidi="ne_NP"/>
-        </w:rPr>
-      </w:r>
-    </w:p>
-    <w:p>
-      <w:pPr/>
-      <w:r>
-        <w:rPr>
-          <w:lang w:val="ne_NP" w:bidi="ne_NP"/>
-        </w:rPr>
-      </w:r>
       <w:r>
         <w:rPr>
           <w:lang w:val="ne_NP" w:bidi="ne_NP"/>
